--- a/hin/docx/044.content.docx
+++ b/hin/docx/044.content.docx
@@ -299,138 +299,102 @@
           <w:lang w:val="hi_IN" w:bidi="hi_IN"/>
         </w:rPr>
       </w:r>
-      <w:hyperlink r:id="rId13">
-        <w:r>
-          <w:rPr>
-            <w:lang w:val="hi_IN" w:bidi="hi_IN"/>
-          </w:rPr>
-          <w:rPr>
-            <w:color w:val="0000EE"/>
-            <w:u w:val="single"/>
-          </w:rPr>
-          <w:t>2 शमूएल 03:07</w:t>
-        </w:r>
-      </w:hyperlink>
-    </w:p>
-    <w:p>
-      <w:pPr>
-        <w:pStyle w:val="ListBullet"/>
-        <w:spacing w:line="240" w:lineRule="auto"/>
-        <w:ind w:left="720"/>
-      </w:pPr>
-      <w:r>
-        <w:rPr>
-          <w:lang w:val="hi_IN" w:bidi="hi_IN"/>
-        </w:rPr>
-      </w:r>
-      <w:hyperlink r:id="rId14">
-        <w:r>
-          <w:rPr>
-            <w:lang w:val="hi_IN" w:bidi="hi_IN"/>
-          </w:rPr>
-          <w:rPr>
-            <w:color w:val="0000EE"/>
-            <w:u w:val="single"/>
-          </w:rPr>
-          <w:t>उत्पत्ति 22:24</w:t>
-        </w:r>
-      </w:hyperlink>
-    </w:p>
-    <w:p>
-      <w:pPr>
-        <w:pStyle w:val="ListBullet"/>
-        <w:spacing w:line="240" w:lineRule="auto"/>
-        <w:ind w:left="720"/>
-      </w:pPr>
-      <w:r>
-        <w:rPr>
-          <w:lang w:val="hi_IN" w:bidi="hi_IN"/>
-        </w:rPr>
-      </w:r>
-      <w:hyperlink r:id="rId15">
-        <w:r>
-          <w:rPr>
-            <w:lang w:val="hi_IN" w:bidi="hi_IN"/>
-          </w:rPr>
-          <w:rPr>
-            <w:color w:val="0000EE"/>
-            <w:u w:val="single"/>
-          </w:rPr>
-          <w:t>उत्पत्ति 25:5–6</w:t>
-        </w:r>
-      </w:hyperlink>
-    </w:p>
-    <w:p>
-      <w:pPr>
-        <w:pStyle w:val="ListBullet"/>
-        <w:spacing w:line="240" w:lineRule="auto"/>
-        <w:ind w:left="720"/>
-      </w:pPr>
-      <w:r>
-        <w:rPr>
-          <w:lang w:val="hi_IN" w:bidi="hi_IN"/>
-        </w:rPr>
-      </w:r>
-      <w:hyperlink r:id="rId16">
-        <w:r>
-          <w:rPr>
-            <w:lang w:val="hi_IN" w:bidi="hi_IN"/>
-          </w:rPr>
-          <w:rPr>
-            <w:color w:val="0000EE"/>
-            <w:u w:val="single"/>
-          </w:rPr>
-          <w:t>उत्पत्ति 35:21–22</w:t>
-        </w:r>
-      </w:hyperlink>
-    </w:p>
-    <w:p>
-      <w:pPr>
-        <w:pStyle w:val="ListBullet"/>
-        <w:spacing w:line="240" w:lineRule="auto"/>
-        <w:ind w:left="720"/>
-      </w:pPr>
-      <w:r>
-        <w:rPr>
-          <w:lang w:val="hi_IN" w:bidi="hi_IN"/>
-        </w:rPr>
-      </w:r>
-      <w:hyperlink r:id="rId17">
-        <w:r>
-          <w:rPr>
-            <w:lang w:val="hi_IN" w:bidi="hi_IN"/>
-          </w:rPr>
-          <w:rPr>
-            <w:color w:val="0000EE"/>
-            <w:u w:val="single"/>
-          </w:rPr>
-          <w:t>उत्पत्ति 36:12</w:t>
-        </w:r>
-      </w:hyperlink>
-    </w:p>
-    <w:p>
-      <w:pPr>
-        <w:pStyle w:val="ListBullet"/>
-        <w:spacing w:line="240" w:lineRule="auto"/>
-        <w:ind w:left="720"/>
-      </w:pPr>
-      <w:r>
-        <w:rPr>
-          <w:lang w:val="hi_IN" w:bidi="hi_IN"/>
-        </w:rPr>
-      </w:r>
-      <w:hyperlink r:id="rId18">
-        <w:r>
-          <w:rPr>
-            <w:lang w:val="hi_IN" w:bidi="hi_IN"/>
-          </w:rPr>
-          <w:rPr>
-            <w:color w:val="0000EE"/>
-            <w:u w:val="single"/>
-          </w:rPr>
-          <w:t>न्यायियों 19:1–2</w:t>
-        </w:r>
-      </w:hyperlink>
+      <w:r>
+        <w:rPr>
+          <w:lang w:val="hi_IN" w:bidi="hi_IN"/>
+        </w:rPr>
+        <w:t>2 शमूएल 03:07</w:t>
+      </w:r>
+    </w:p>
+    <w:p>
+      <w:pPr>
+        <w:pStyle w:val="ListBullet"/>
+        <w:spacing w:line="240" w:lineRule="auto"/>
+        <w:ind w:left="720"/>
+      </w:pPr>
+      <w:r>
+        <w:rPr>
+          <w:lang w:val="hi_IN" w:bidi="hi_IN"/>
+        </w:rPr>
+      </w:r>
+      <w:r>
+        <w:rPr>
+          <w:lang w:val="hi_IN" w:bidi="hi_IN"/>
+        </w:rPr>
+        <w:t>उत्पत्ति 22:24</w:t>
+      </w:r>
+    </w:p>
+    <w:p>
+      <w:pPr>
+        <w:pStyle w:val="ListBullet"/>
+        <w:spacing w:line="240" w:lineRule="auto"/>
+        <w:ind w:left="720"/>
+      </w:pPr>
+      <w:r>
+        <w:rPr>
+          <w:lang w:val="hi_IN" w:bidi="hi_IN"/>
+        </w:rPr>
+      </w:r>
+      <w:r>
+        <w:rPr>
+          <w:lang w:val="hi_IN" w:bidi="hi_IN"/>
+        </w:rPr>
+        <w:t>उत्पत्ति 25:5–6</w:t>
+      </w:r>
+    </w:p>
+    <w:p>
+      <w:pPr>
+        <w:pStyle w:val="ListBullet"/>
+        <w:spacing w:line="240" w:lineRule="auto"/>
+        <w:ind w:left="720"/>
+      </w:pPr>
+      <w:r>
+        <w:rPr>
+          <w:lang w:val="hi_IN" w:bidi="hi_IN"/>
+        </w:rPr>
+      </w:r>
+      <w:r>
+        <w:rPr>
+          <w:lang w:val="hi_IN" w:bidi="hi_IN"/>
+        </w:rPr>
+        <w:t>उत्पत्ति 35:21–22</w:t>
+      </w:r>
+    </w:p>
+    <w:p>
+      <w:pPr>
+        <w:pStyle w:val="ListBullet"/>
+        <w:spacing w:line="240" w:lineRule="auto"/>
+        <w:ind w:left="720"/>
+      </w:pPr>
+      <w:r>
+        <w:rPr>
+          <w:lang w:val="hi_IN" w:bidi="hi_IN"/>
+        </w:rPr>
+      </w:r>
+      <w:r>
+        <w:rPr>
+          <w:lang w:val="hi_IN" w:bidi="hi_IN"/>
+        </w:rPr>
+        <w:t>उत्पत्ति 36:12</w:t>
+      </w:r>
+    </w:p>
+    <w:p>
+      <w:pPr>
+        <w:pStyle w:val="ListBullet"/>
+        <w:spacing w:line="240" w:lineRule="auto"/>
+        <w:ind w:left="720"/>
+      </w:pPr>
+      <w:r>
+        <w:rPr>
+          <w:lang w:val="hi_IN" w:bidi="hi_IN"/>
+        </w:rPr>
+      </w:r>
+      <w:r>
+        <w:rPr>
+          <w:lang w:val="hi_IN" w:bidi="hi_IN"/>
+        </w:rPr>
+        <w:t>न्यायियों 19:1–2</w:t>
+      </w:r>
     </w:p>
     <w:p>
       <w:pPr>
@@ -648,162 +612,120 @@
           <w:lang w:val="hi_IN" w:bidi="hi_IN"/>
         </w:rPr>
       </w:r>
-      <w:hyperlink r:id="rId19">
-        <w:r>
-          <w:rPr>
-            <w:lang w:val="hi_IN" w:bidi="hi_IN"/>
-          </w:rPr>
-          <w:rPr>
-            <w:color w:val="0000EE"/>
-            <w:u w:val="single"/>
-          </w:rPr>
-          <w:t>1 राजा 9:22</w:t>
-        </w:r>
-      </w:hyperlink>
-    </w:p>
-    <w:p>
-      <w:pPr>
-        <w:pStyle w:val="ListBullet"/>
-        <w:spacing w:line="240" w:lineRule="auto"/>
-        <w:ind w:left="720"/>
-      </w:pPr>
-      <w:r>
-        <w:rPr>
-          <w:lang w:val="hi_IN" w:bidi="hi_IN"/>
-        </w:rPr>
-      </w:r>
-      <w:hyperlink r:id="rId20">
-        <w:r>
-          <w:rPr>
-            <w:lang w:val="hi_IN" w:bidi="hi_IN"/>
-          </w:rPr>
-          <w:rPr>
-            <w:color w:val="0000EE"/>
-            <w:u w:val="single"/>
-          </w:rPr>
-          <w:t>2 इतिहास 18:28–30</w:t>
-        </w:r>
-      </w:hyperlink>
-    </w:p>
-    <w:p>
-      <w:pPr>
-        <w:pStyle w:val="ListBullet"/>
-        <w:spacing w:line="240" w:lineRule="auto"/>
-        <w:ind w:left="720"/>
-      </w:pPr>
-      <w:r>
-        <w:rPr>
-          <w:lang w:val="hi_IN" w:bidi="hi_IN"/>
-        </w:rPr>
-      </w:r>
-      <w:hyperlink r:id="rId21">
-        <w:r>
-          <w:rPr>
-            <w:lang w:val="hi_IN" w:bidi="hi_IN"/>
-          </w:rPr>
-          <w:rPr>
-            <w:color w:val="0000EE"/>
-            <w:u w:val="single"/>
-          </w:rPr>
-          <w:t>प्रे.का. 08:29</w:t>
-        </w:r>
-      </w:hyperlink>
-    </w:p>
-    <w:p>
-      <w:pPr>
-        <w:pStyle w:val="ListBullet"/>
-        <w:spacing w:line="240" w:lineRule="auto"/>
-        <w:ind w:left="720"/>
-      </w:pPr>
-      <w:r>
-        <w:rPr>
-          <w:lang w:val="hi_IN" w:bidi="hi_IN"/>
-        </w:rPr>
-      </w:r>
-      <w:hyperlink r:id="rId22">
-        <w:r>
-          <w:rPr>
-            <w:lang w:val="hi_IN" w:bidi="hi_IN"/>
-          </w:rPr>
-          <w:rPr>
-            <w:color w:val="0000EE"/>
-            <w:u w:val="single"/>
-          </w:rPr>
-          <w:t>प्रे.का. 08:38</w:t>
-        </w:r>
-      </w:hyperlink>
-    </w:p>
-    <w:p>
-      <w:pPr>
-        <w:pStyle w:val="ListBullet"/>
-        <w:spacing w:line="240" w:lineRule="auto"/>
-        <w:ind w:left="720"/>
-      </w:pPr>
-      <w:r>
-        <w:rPr>
-          <w:lang w:val="hi_IN" w:bidi="hi_IN"/>
-        </w:rPr>
-      </w:r>
-      <w:hyperlink r:id="rId23">
-        <w:r>
-          <w:rPr>
-            <w:lang w:val="hi_IN" w:bidi="hi_IN"/>
-          </w:rPr>
-          <w:rPr>
-            <w:color w:val="0000EE"/>
-            <w:u w:val="single"/>
-          </w:rPr>
-          <w:t>दानिय्येल 11:40–41</w:t>
-        </w:r>
-      </w:hyperlink>
-    </w:p>
-    <w:p>
-      <w:pPr>
-        <w:pStyle w:val="ListBullet"/>
-        <w:spacing w:line="240" w:lineRule="auto"/>
-        <w:ind w:left="720"/>
-      </w:pPr>
-      <w:r>
-        <w:rPr>
-          <w:lang w:val="hi_IN" w:bidi="hi_IN"/>
-        </w:rPr>
-      </w:r>
-      <w:hyperlink r:id="rId24">
-        <w:r>
-          <w:rPr>
-            <w:lang w:val="hi_IN" w:bidi="hi_IN"/>
-          </w:rPr>
-          <w:rPr>
-            <w:color w:val="0000EE"/>
-            <w:u w:val="single"/>
-          </w:rPr>
-          <w:t>निर्गमन 14:25</w:t>
-        </w:r>
-      </w:hyperlink>
-    </w:p>
-    <w:p>
-      <w:pPr>
-        <w:pStyle w:val="ListBullet"/>
-        <w:spacing w:line="240" w:lineRule="auto"/>
-        <w:ind w:left="720"/>
-      </w:pPr>
-      <w:r>
-        <w:rPr>
-          <w:lang w:val="hi_IN" w:bidi="hi_IN"/>
-        </w:rPr>
-      </w:r>
-      <w:hyperlink r:id="rId25">
-        <w:r>
-          <w:rPr>
-            <w:lang w:val="hi_IN" w:bidi="hi_IN"/>
-          </w:rPr>
-          <w:rPr>
-            <w:color w:val="0000EE"/>
-            <w:u w:val="single"/>
-          </w:rPr>
-          <w:t>उत्पत्ति 41:43</w:t>
-        </w:r>
-      </w:hyperlink>
+      <w:r>
+        <w:rPr>
+          <w:lang w:val="hi_IN" w:bidi="hi_IN"/>
+        </w:rPr>
+        <w:t>1 राजा 9:22</w:t>
+      </w:r>
+    </w:p>
+    <w:p>
+      <w:pPr>
+        <w:pStyle w:val="ListBullet"/>
+        <w:spacing w:line="240" w:lineRule="auto"/>
+        <w:ind w:left="720"/>
+      </w:pPr>
+      <w:r>
+        <w:rPr>
+          <w:lang w:val="hi_IN" w:bidi="hi_IN"/>
+        </w:rPr>
+      </w:r>
+      <w:r>
+        <w:rPr>
+          <w:lang w:val="hi_IN" w:bidi="hi_IN"/>
+        </w:rPr>
+        <w:t>2 इतिहास 18:28–30</w:t>
+      </w:r>
+    </w:p>
+    <w:p>
+      <w:pPr>
+        <w:pStyle w:val="ListBullet"/>
+        <w:spacing w:line="240" w:lineRule="auto"/>
+        <w:ind w:left="720"/>
+      </w:pPr>
+      <w:r>
+        <w:rPr>
+          <w:lang w:val="hi_IN" w:bidi="hi_IN"/>
+        </w:rPr>
+      </w:r>
+      <w:r>
+        <w:rPr>
+          <w:lang w:val="hi_IN" w:bidi="hi_IN"/>
+        </w:rPr>
+        <w:t>प्रे.का. 08:29</w:t>
+      </w:r>
+    </w:p>
+    <w:p>
+      <w:pPr>
+        <w:pStyle w:val="ListBullet"/>
+        <w:spacing w:line="240" w:lineRule="auto"/>
+        <w:ind w:left="720"/>
+      </w:pPr>
+      <w:r>
+        <w:rPr>
+          <w:lang w:val="hi_IN" w:bidi="hi_IN"/>
+        </w:rPr>
+      </w:r>
+      <w:r>
+        <w:rPr>
+          <w:lang w:val="hi_IN" w:bidi="hi_IN"/>
+        </w:rPr>
+        <w:t>प्रे.का. 08:38</w:t>
+      </w:r>
+    </w:p>
+    <w:p>
+      <w:pPr>
+        <w:pStyle w:val="ListBullet"/>
+        <w:spacing w:line="240" w:lineRule="auto"/>
+        <w:ind w:left="720"/>
+      </w:pPr>
+      <w:r>
+        <w:rPr>
+          <w:lang w:val="hi_IN" w:bidi="hi_IN"/>
+        </w:rPr>
+      </w:r>
+      <w:r>
+        <w:rPr>
+          <w:lang w:val="hi_IN" w:bidi="hi_IN"/>
+        </w:rPr>
+        <w:t>दानिय्येल 11:40–41</w:t>
+      </w:r>
+    </w:p>
+    <w:p>
+      <w:pPr>
+        <w:pStyle w:val="ListBullet"/>
+        <w:spacing w:line="240" w:lineRule="auto"/>
+        <w:ind w:left="720"/>
+      </w:pPr>
+      <w:r>
+        <w:rPr>
+          <w:lang w:val="hi_IN" w:bidi="hi_IN"/>
+        </w:rPr>
+      </w:r>
+      <w:r>
+        <w:rPr>
+          <w:lang w:val="hi_IN" w:bidi="hi_IN"/>
+        </w:rPr>
+        <w:t>निर्गमन 14:25</w:t>
+      </w:r>
+    </w:p>
+    <w:p>
+      <w:pPr>
+        <w:pStyle w:val="ListBullet"/>
+        <w:spacing w:line="240" w:lineRule="auto"/>
+        <w:ind w:left="720"/>
+      </w:pPr>
+      <w:r>
+        <w:rPr>
+          <w:lang w:val="hi_IN" w:bidi="hi_IN"/>
+        </w:rPr>
+      </w:r>
+      <w:r>
+        <w:rPr>
+          <w:lang w:val="hi_IN" w:bidi="hi_IN"/>
+        </w:rPr>
+        <w:t>उत्पत्ति 41:43</w:t>
+      </w:r>
     </w:p>
     <w:p>
       <w:pPr>
@@ -1050,42 +972,30 @@
           <w:lang w:val="hi_IN" w:bidi="hi_IN"/>
         </w:rPr>
       </w:r>
-      <w:hyperlink r:id="rId26">
-        <w:r>
-          <w:rPr>
-            <w:lang w:val="hi_IN" w:bidi="hi_IN"/>
-          </w:rPr>
-          <w:rPr>
-            <w:color w:val="0000EE"/>
-            <w:u w:val="single"/>
-          </w:rPr>
-          <w:t>उत्पत्ति 06:4</w:t>
-        </w:r>
-      </w:hyperlink>
-    </w:p>
-    <w:p>
-      <w:pPr>
-        <w:pStyle w:val="ListBullet"/>
-        <w:spacing w:line="240" w:lineRule="auto"/>
-        <w:ind w:left="720"/>
-      </w:pPr>
-      <w:r>
-        <w:rPr>
-          <w:lang w:val="hi_IN" w:bidi="hi_IN"/>
-        </w:rPr>
-      </w:r>
-      <w:hyperlink r:id="rId27">
-        <w:r>
-          <w:rPr>
-            <w:lang w:val="hi_IN" w:bidi="hi_IN"/>
-          </w:rPr>
-          <w:rPr>
-            <w:color w:val="0000EE"/>
-            <w:u w:val="single"/>
-          </w:rPr>
-          <w:t>गिनती 13:32–33</w:t>
-        </w:r>
-      </w:hyperlink>
+      <w:r>
+        <w:rPr>
+          <w:lang w:val="hi_IN" w:bidi="hi_IN"/>
+        </w:rPr>
+        <w:t>उत्पत्ति 06:4</w:t>
+      </w:r>
+    </w:p>
+    <w:p>
+      <w:pPr>
+        <w:pStyle w:val="ListBullet"/>
+        <w:spacing w:line="240" w:lineRule="auto"/>
+        <w:ind w:left="720"/>
+      </w:pPr>
+      <w:r>
+        <w:rPr>
+          <w:lang w:val="hi_IN" w:bidi="hi_IN"/>
+        </w:rPr>
+      </w:r>
+      <w:r>
+        <w:rPr>
+          <w:lang w:val="hi_IN" w:bidi="hi_IN"/>
+        </w:rPr>
+        <w:t>गिनती 13:32–33</w:t>
+      </w:r>
     </w:p>
     <w:p>
       <w:pPr>
@@ -1289,114 +1199,84 @@
           <w:lang w:val="hi_IN" w:bidi="hi_IN"/>
         </w:rPr>
       </w:r>
-      <w:hyperlink r:id="rId28">
-        <w:r>
-          <w:rPr>
-            <w:lang w:val="hi_IN" w:bidi="hi_IN"/>
-          </w:rPr>
-          <w:rPr>
-            <w:color w:val="0000EE"/>
-            <w:u w:val="single"/>
-          </w:rPr>
-          <w:t>1 इतिहास 20:1</w:t>
-        </w:r>
-      </w:hyperlink>
-    </w:p>
-    <w:p>
-      <w:pPr>
-        <w:pStyle w:val="ListBullet"/>
-        <w:spacing w:line="240" w:lineRule="auto"/>
-        <w:ind w:left="720"/>
-      </w:pPr>
-      <w:r>
-        <w:rPr>
-          <w:lang w:val="hi_IN" w:bidi="hi_IN"/>
-        </w:rPr>
-      </w:r>
-      <w:hyperlink r:id="rId13">
-        <w:r>
-          <w:rPr>
-            <w:lang w:val="hi_IN" w:bidi="hi_IN"/>
-          </w:rPr>
-          <w:rPr>
-            <w:color w:val="0000EE"/>
-            <w:u w:val="single"/>
-          </w:rPr>
-          <w:t>2 शमूएल 12:26–28</w:t>
-        </w:r>
-      </w:hyperlink>
-    </w:p>
-    <w:p>
-      <w:pPr>
-        <w:pStyle w:val="ListBullet"/>
-        <w:spacing w:line="240" w:lineRule="auto"/>
-        <w:ind w:left="720"/>
-      </w:pPr>
-      <w:r>
-        <w:rPr>
-          <w:lang w:val="hi_IN" w:bidi="hi_IN"/>
-        </w:rPr>
-      </w:r>
-      <w:hyperlink r:id="rId29">
-        <w:r>
-          <w:rPr>
-            <w:lang w:val="hi_IN" w:bidi="hi_IN"/>
-          </w:rPr>
-          <w:rPr>
-            <w:color w:val="0000EE"/>
-            <w:u w:val="single"/>
-          </w:rPr>
-          <w:t>व्यवस्थाविवरण 03:11</w:t>
-        </w:r>
-      </w:hyperlink>
-    </w:p>
-    <w:p>
-      <w:pPr>
-        <w:pStyle w:val="ListBullet"/>
-        <w:spacing w:line="240" w:lineRule="auto"/>
-        <w:ind w:left="720"/>
-      </w:pPr>
-      <w:r>
-        <w:rPr>
-          <w:lang w:val="hi_IN" w:bidi="hi_IN"/>
-        </w:rPr>
-      </w:r>
-      <w:hyperlink r:id="rId30">
-        <w:r>
-          <w:rPr>
-            <w:lang w:val="hi_IN" w:bidi="hi_IN"/>
-          </w:rPr>
-          <w:rPr>
-            <w:color w:val="0000EE"/>
-            <w:u w:val="single"/>
-          </w:rPr>
-          <w:t>यहेजकेल 25:3–5</w:t>
-        </w:r>
-      </w:hyperlink>
-    </w:p>
-    <w:p>
-      <w:pPr>
-        <w:pStyle w:val="ListBullet"/>
-        <w:spacing w:line="240" w:lineRule="auto"/>
-        <w:ind w:left="720"/>
-      </w:pPr>
-      <w:r>
-        <w:rPr>
-          <w:lang w:val="hi_IN" w:bidi="hi_IN"/>
-        </w:rPr>
-      </w:r>
-      <w:hyperlink r:id="rId31">
-        <w:r>
-          <w:rPr>
-            <w:lang w:val="hi_IN" w:bidi="hi_IN"/>
-          </w:rPr>
-          <w:rPr>
-            <w:color w:val="0000EE"/>
-            <w:u w:val="single"/>
-          </w:rPr>
-          <w:t>यिर्मयाह 49:1–2</w:t>
-        </w:r>
-      </w:hyperlink>
+      <w:r>
+        <w:rPr>
+          <w:lang w:val="hi_IN" w:bidi="hi_IN"/>
+        </w:rPr>
+        <w:t>1 इतिहास 20:1</w:t>
+      </w:r>
+    </w:p>
+    <w:p>
+      <w:pPr>
+        <w:pStyle w:val="ListBullet"/>
+        <w:spacing w:line="240" w:lineRule="auto"/>
+        <w:ind w:left="720"/>
+      </w:pPr>
+      <w:r>
+        <w:rPr>
+          <w:lang w:val="hi_IN" w:bidi="hi_IN"/>
+        </w:rPr>
+      </w:r>
+      <w:r>
+        <w:rPr>
+          <w:lang w:val="hi_IN" w:bidi="hi_IN"/>
+        </w:rPr>
+        <w:t>2 शमूएल 12:26–28</w:t>
+      </w:r>
+    </w:p>
+    <w:p>
+      <w:pPr>
+        <w:pStyle w:val="ListBullet"/>
+        <w:spacing w:line="240" w:lineRule="auto"/>
+        <w:ind w:left="720"/>
+      </w:pPr>
+      <w:r>
+        <w:rPr>
+          <w:lang w:val="hi_IN" w:bidi="hi_IN"/>
+        </w:rPr>
+      </w:r>
+      <w:r>
+        <w:rPr>
+          <w:lang w:val="hi_IN" w:bidi="hi_IN"/>
+        </w:rPr>
+        <w:t>व्यवस्थाविवरण 03:11</w:t>
+      </w:r>
+    </w:p>
+    <w:p>
+      <w:pPr>
+        <w:pStyle w:val="ListBullet"/>
+        <w:spacing w:line="240" w:lineRule="auto"/>
+        <w:ind w:left="720"/>
+      </w:pPr>
+      <w:r>
+        <w:rPr>
+          <w:lang w:val="hi_IN" w:bidi="hi_IN"/>
+        </w:rPr>
+      </w:r>
+      <w:r>
+        <w:rPr>
+          <w:lang w:val="hi_IN" w:bidi="hi_IN"/>
+        </w:rPr>
+        <w:t>यहेजकेल 25:3–5</w:t>
+      </w:r>
+    </w:p>
+    <w:p>
+      <w:pPr>
+        <w:pStyle w:val="ListBullet"/>
+        <w:spacing w:line="240" w:lineRule="auto"/>
+        <w:ind w:left="720"/>
+      </w:pPr>
+      <w:r>
+        <w:rPr>
+          <w:lang w:val="hi_IN" w:bidi="hi_IN"/>
+        </w:rPr>
+      </w:r>
+      <w:r>
+        <w:rPr>
+          <w:lang w:val="hi_IN" w:bidi="hi_IN"/>
+        </w:rPr>
+        <w:t>यिर्मयाह 49:1–2</w:t>
+      </w:r>
     </w:p>
     <w:p>
       <w:pPr>
@@ -1667,90 +1547,66 @@
           <w:lang w:val="hi_IN" w:bidi="hi_IN"/>
         </w:rPr>
       </w:r>
-      <w:hyperlink r:id="rId32">
-        <w:r>
-          <w:rPr>
-            <w:lang w:val="hi_IN" w:bidi="hi_IN"/>
-          </w:rPr>
-          <w:rPr>
-            <w:color w:val="0000EE"/>
-            <w:u w:val="single"/>
-          </w:rPr>
-          <w:t>यूहन्ना 1:49–51</w:t>
-        </w:r>
-      </w:hyperlink>
-    </w:p>
-    <w:p>
-      <w:pPr>
-        <w:pStyle w:val="ListBullet"/>
-        <w:spacing w:line="240" w:lineRule="auto"/>
-        <w:ind w:left="720"/>
-      </w:pPr>
-      <w:r>
-        <w:rPr>
-          <w:lang w:val="hi_IN" w:bidi="hi_IN"/>
-        </w:rPr>
-      </w:r>
-      <w:hyperlink r:id="rId33">
-        <w:r>
-          <w:rPr>
-            <w:lang w:val="hi_IN" w:bidi="hi_IN"/>
-          </w:rPr>
-          <w:rPr>
-            <w:color w:val="0000EE"/>
-            <w:u w:val="single"/>
-          </w:rPr>
-          <w:t>यूहन्ना 6:24–25</w:t>
-        </w:r>
-      </w:hyperlink>
-    </w:p>
-    <w:p>
-      <w:pPr>
-        <w:pStyle w:val="ListBullet"/>
-        <w:spacing w:line="240" w:lineRule="auto"/>
-        <w:ind w:left="720"/>
-      </w:pPr>
-      <w:r>
-        <w:rPr>
-          <w:lang w:val="hi_IN" w:bidi="hi_IN"/>
-        </w:rPr>
-      </w:r>
-      <w:hyperlink r:id="rId34">
-        <w:r>
-          <w:rPr>
-            <w:lang w:val="hi_IN" w:bidi="hi_IN"/>
-          </w:rPr>
-          <w:rPr>
-            <w:color w:val="0000EE"/>
-            <w:u w:val="single"/>
-          </w:rPr>
-          <w:t>मरकुस 14:43–46</w:t>
-        </w:r>
-      </w:hyperlink>
-    </w:p>
-    <w:p>
-      <w:pPr>
-        <w:pStyle w:val="ListBullet"/>
-        <w:spacing w:line="240" w:lineRule="auto"/>
-        <w:ind w:left="720"/>
-      </w:pPr>
-      <w:r>
-        <w:rPr>
-          <w:lang w:val="hi_IN" w:bidi="hi_IN"/>
-        </w:rPr>
-      </w:r>
-      <w:hyperlink r:id="rId35">
-        <w:r>
-          <w:rPr>
-            <w:lang w:val="hi_IN" w:bidi="hi_IN"/>
-          </w:rPr>
-          <w:rPr>
-            <w:color w:val="0000EE"/>
-            <w:u w:val="single"/>
-          </w:rPr>
-          <w:t>मत्ती 23:8–10</w:t>
-        </w:r>
-      </w:hyperlink>
+      <w:r>
+        <w:rPr>
+          <w:lang w:val="hi_IN" w:bidi="hi_IN"/>
+        </w:rPr>
+        <w:t>यूहन्ना 1:49–51</w:t>
+      </w:r>
+    </w:p>
+    <w:p>
+      <w:pPr>
+        <w:pStyle w:val="ListBullet"/>
+        <w:spacing w:line="240" w:lineRule="auto"/>
+        <w:ind w:left="720"/>
+      </w:pPr>
+      <w:r>
+        <w:rPr>
+          <w:lang w:val="hi_IN" w:bidi="hi_IN"/>
+        </w:rPr>
+      </w:r>
+      <w:r>
+        <w:rPr>
+          <w:lang w:val="hi_IN" w:bidi="hi_IN"/>
+        </w:rPr>
+        <w:t>यूहन्ना 6:24–25</w:t>
+      </w:r>
+    </w:p>
+    <w:p>
+      <w:pPr>
+        <w:pStyle w:val="ListBullet"/>
+        <w:spacing w:line="240" w:lineRule="auto"/>
+        <w:ind w:left="720"/>
+      </w:pPr>
+      <w:r>
+        <w:rPr>
+          <w:lang w:val="hi_IN" w:bidi="hi_IN"/>
+        </w:rPr>
+      </w:r>
+      <w:r>
+        <w:rPr>
+          <w:lang w:val="hi_IN" w:bidi="hi_IN"/>
+        </w:rPr>
+        <w:t>मरकुस 14:43–46</w:t>
+      </w:r>
+    </w:p>
+    <w:p>
+      <w:pPr>
+        <w:pStyle w:val="ListBullet"/>
+        <w:spacing w:line="240" w:lineRule="auto"/>
+        <w:ind w:left="720"/>
+      </w:pPr>
+      <w:r>
+        <w:rPr>
+          <w:lang w:val="hi_IN" w:bidi="hi_IN"/>
+        </w:rPr>
+      </w:r>
+      <w:r>
+        <w:rPr>
+          <w:lang w:val="hi_IN" w:bidi="hi_IN"/>
+        </w:rPr>
+        <w:t>मत्ती 23:8–10</w:t>
+      </w:r>
     </w:p>
     <w:p>
       <w:pPr>
@@ -1980,90 +1836,66 @@
           <w:lang w:val="hi_IN" w:bidi="hi_IN"/>
         </w:rPr>
       </w:r>
-      <w:hyperlink r:id="rId28">
-        <w:r>
-          <w:rPr>
-            <w:lang w:val="hi_IN" w:bidi="hi_IN"/>
-          </w:rPr>
-          <w:rPr>
-            <w:color w:val="0000EE"/>
-            <w:u w:val="single"/>
-          </w:rPr>
-          <w:t>1 इतिहास 3:10</w:t>
-        </w:r>
-      </w:hyperlink>
-    </w:p>
-    <w:p>
-      <w:pPr>
-        <w:pStyle w:val="ListBullet"/>
-        <w:spacing w:line="240" w:lineRule="auto"/>
-        <w:ind w:left="720"/>
-      </w:pPr>
-      <w:r>
-        <w:rPr>
-          <w:lang w:val="hi_IN" w:bidi="hi_IN"/>
-        </w:rPr>
-      </w:r>
-      <w:hyperlink r:id="rId19">
-        <w:r>
-          <w:rPr>
-            <w:lang w:val="hi_IN" w:bidi="hi_IN"/>
-          </w:rPr>
-          <w:rPr>
-            <w:color w:val="0000EE"/>
-            <w:u w:val="single"/>
-          </w:rPr>
-          <w:t>1 राजा 11:41–43</w:t>
-        </w:r>
-      </w:hyperlink>
-    </w:p>
-    <w:p>
-      <w:pPr>
-        <w:pStyle w:val="ListBullet"/>
-        <w:spacing w:line="240" w:lineRule="auto"/>
-        <w:ind w:left="720"/>
-      </w:pPr>
-      <w:r>
-        <w:rPr>
-          <w:lang w:val="hi_IN" w:bidi="hi_IN"/>
-        </w:rPr>
-      </w:r>
-      <w:hyperlink r:id="rId19">
-        <w:r>
-          <w:rPr>
-            <w:lang w:val="hi_IN" w:bidi="hi_IN"/>
-          </w:rPr>
-          <w:rPr>
-            <w:color w:val="0000EE"/>
-            <w:u w:val="single"/>
-          </w:rPr>
-          <w:t>1 राजा 14:21</w:t>
-        </w:r>
-      </w:hyperlink>
-    </w:p>
-    <w:p>
-      <w:pPr>
-        <w:pStyle w:val="ListBullet"/>
-        <w:spacing w:line="240" w:lineRule="auto"/>
-        <w:ind w:left="720"/>
-      </w:pPr>
-      <w:r>
-        <w:rPr>
-          <w:lang w:val="hi_IN" w:bidi="hi_IN"/>
-        </w:rPr>
-      </w:r>
-      <w:hyperlink r:id="rId36">
-        <w:r>
-          <w:rPr>
-            <w:lang w:val="hi_IN" w:bidi="hi_IN"/>
-          </w:rPr>
-          <w:rPr>
-            <w:color w:val="0000EE"/>
-            <w:u w:val="single"/>
-          </w:rPr>
-          <w:t>मत्ती 01:7</w:t>
-        </w:r>
-      </w:hyperlink>
+      <w:r>
+        <w:rPr>
+          <w:lang w:val="hi_IN" w:bidi="hi_IN"/>
+        </w:rPr>
+        <w:t>1 इतिहास 3:10</w:t>
+      </w:r>
+    </w:p>
+    <w:p>
+      <w:pPr>
+        <w:pStyle w:val="ListBullet"/>
+        <w:spacing w:line="240" w:lineRule="auto"/>
+        <w:ind w:left="720"/>
+      </w:pPr>
+      <w:r>
+        <w:rPr>
+          <w:lang w:val="hi_IN" w:bidi="hi_IN"/>
+        </w:rPr>
+      </w:r>
+      <w:r>
+        <w:rPr>
+          <w:lang w:val="hi_IN" w:bidi="hi_IN"/>
+        </w:rPr>
+        <w:t>1 राजा 11:41–43</w:t>
+      </w:r>
+    </w:p>
+    <w:p>
+      <w:pPr>
+        <w:pStyle w:val="ListBullet"/>
+        <w:spacing w:line="240" w:lineRule="auto"/>
+        <w:ind w:left="720"/>
+      </w:pPr>
+      <w:r>
+        <w:rPr>
+          <w:lang w:val="hi_IN" w:bidi="hi_IN"/>
+        </w:rPr>
+      </w:r>
+      <w:r>
+        <w:rPr>
+          <w:lang w:val="hi_IN" w:bidi="hi_IN"/>
+        </w:rPr>
+        <w:t>1 राजा 14:21</w:t>
+      </w:r>
+    </w:p>
+    <w:p>
+      <w:pPr>
+        <w:pStyle w:val="ListBullet"/>
+        <w:spacing w:line="240" w:lineRule="auto"/>
+        <w:ind w:left="720"/>
+      </w:pPr>
+      <w:r>
+        <w:rPr>
+          <w:lang w:val="hi_IN" w:bidi="hi_IN"/>
+        </w:rPr>
+      </w:r>
+      <w:r>
+        <w:rPr>
+          <w:lang w:val="hi_IN" w:bidi="hi_IN"/>
+        </w:rPr>
+        <w:t>मत्ती 01:7</w:t>
+      </w:r>
     </w:p>
     <w:p>
       <w:pPr>
@@ -2397,114 +2229,84 @@
           <w:lang w:val="hi_IN" w:bidi="hi_IN"/>
         </w:rPr>
       </w:r>
-      <w:hyperlink r:id="rId37">
-        <w:r>
-          <w:rPr>
-            <w:lang w:val="hi_IN" w:bidi="hi_IN"/>
-          </w:rPr>
-          <w:rPr>
-            <w:color w:val="0000EE"/>
-            <w:u w:val="single"/>
-          </w:rPr>
-          <w:t>2 तीमुथियुस 02:11–13</w:t>
-        </w:r>
-      </w:hyperlink>
-    </w:p>
-    <w:p>
-      <w:pPr>
-        <w:pStyle w:val="ListBullet"/>
-        <w:spacing w:line="240" w:lineRule="auto"/>
-        <w:ind w:left="720"/>
-      </w:pPr>
-      <w:r>
-        <w:rPr>
-          <w:lang w:val="hi_IN" w:bidi="hi_IN"/>
-        </w:rPr>
-      </w:r>
-      <w:hyperlink r:id="rId38">
-        <w:r>
-          <w:rPr>
-            <w:lang w:val="hi_IN" w:bidi="hi_IN"/>
-          </w:rPr>
-          <w:rPr>
-            <w:color w:val="0000EE"/>
-            <w:u w:val="single"/>
-          </w:rPr>
-          <w:t>उत्पत्ति 36: 34–36</w:t>
-        </w:r>
-      </w:hyperlink>
-    </w:p>
-    <w:p>
-      <w:pPr>
-        <w:pStyle w:val="ListBullet"/>
-        <w:spacing w:line="240" w:lineRule="auto"/>
-        <w:ind w:left="720"/>
-      </w:pPr>
-      <w:r>
-        <w:rPr>
-          <w:lang w:val="hi_IN" w:bidi="hi_IN"/>
-        </w:rPr>
-      </w:r>
-      <w:hyperlink r:id="rId39">
-        <w:r>
-          <w:rPr>
-            <w:lang w:val="hi_IN" w:bidi="hi_IN"/>
-          </w:rPr>
-          <w:rPr>
-            <w:color w:val="0000EE"/>
-            <w:u w:val="single"/>
-          </w:rPr>
-          <w:t>लूका 01:30–33</w:t>
-        </w:r>
-      </w:hyperlink>
-    </w:p>
-    <w:p>
-      <w:pPr>
-        <w:pStyle w:val="ListBullet"/>
-        <w:spacing w:line="240" w:lineRule="auto"/>
-        <w:ind w:left="720"/>
-      </w:pPr>
-      <w:r>
-        <w:rPr>
-          <w:lang w:val="hi_IN" w:bidi="hi_IN"/>
-        </w:rPr>
-      </w:r>
-      <w:hyperlink r:id="rId40">
-        <w:r>
-          <w:rPr>
-            <w:lang w:val="hi_IN" w:bidi="hi_IN"/>
-          </w:rPr>
-          <w:rPr>
-            <w:color w:val="0000EE"/>
-            <w:u w:val="single"/>
-          </w:rPr>
-          <w:t>लूका 19:26–27</w:t>
-        </w:r>
-      </w:hyperlink>
-    </w:p>
-    <w:p>
-      <w:pPr>
-        <w:pStyle w:val="ListBullet"/>
-        <w:spacing w:line="240" w:lineRule="auto"/>
-        <w:ind w:left="720"/>
-      </w:pPr>
-      <w:r>
-        <w:rPr>
-          <w:lang w:val="hi_IN" w:bidi="hi_IN"/>
-        </w:rPr>
-      </w:r>
-      <w:hyperlink r:id="rId41">
-        <w:r>
-          <w:rPr>
-            <w:lang w:val="hi_IN" w:bidi="hi_IN"/>
-          </w:rPr>
-          <w:rPr>
-            <w:color w:val="0000EE"/>
-            <w:u w:val="single"/>
-          </w:rPr>
-          <w:t>मत्ती 02:22–23</w:t>
-        </w:r>
-      </w:hyperlink>
+      <w:r>
+        <w:rPr>
+          <w:lang w:val="hi_IN" w:bidi="hi_IN"/>
+        </w:rPr>
+        <w:t>2 तीमुथियुस 02:11–13</w:t>
+      </w:r>
+    </w:p>
+    <w:p>
+      <w:pPr>
+        <w:pStyle w:val="ListBullet"/>
+        <w:spacing w:line="240" w:lineRule="auto"/>
+        <w:ind w:left="720"/>
+      </w:pPr>
+      <w:r>
+        <w:rPr>
+          <w:lang w:val="hi_IN" w:bidi="hi_IN"/>
+        </w:rPr>
+      </w:r>
+      <w:r>
+        <w:rPr>
+          <w:lang w:val="hi_IN" w:bidi="hi_IN"/>
+        </w:rPr>
+        <w:t>उत्पत्ति 36: 34–36</w:t>
+      </w:r>
+    </w:p>
+    <w:p>
+      <w:pPr>
+        <w:pStyle w:val="ListBullet"/>
+        <w:spacing w:line="240" w:lineRule="auto"/>
+        <w:ind w:left="720"/>
+      </w:pPr>
+      <w:r>
+        <w:rPr>
+          <w:lang w:val="hi_IN" w:bidi="hi_IN"/>
+        </w:rPr>
+      </w:r>
+      <w:r>
+        <w:rPr>
+          <w:lang w:val="hi_IN" w:bidi="hi_IN"/>
+        </w:rPr>
+        <w:t>लूका 01:30–33</w:t>
+      </w:r>
+    </w:p>
+    <w:p>
+      <w:pPr>
+        <w:pStyle w:val="ListBullet"/>
+        <w:spacing w:line="240" w:lineRule="auto"/>
+        <w:ind w:left="720"/>
+      </w:pPr>
+      <w:r>
+        <w:rPr>
+          <w:lang w:val="hi_IN" w:bidi="hi_IN"/>
+        </w:rPr>
+      </w:r>
+      <w:r>
+        <w:rPr>
+          <w:lang w:val="hi_IN" w:bidi="hi_IN"/>
+        </w:rPr>
+        <w:t>लूका 19:26–27</w:t>
+      </w:r>
+    </w:p>
+    <w:p>
+      <w:pPr>
+        <w:pStyle w:val="ListBullet"/>
+        <w:spacing w:line="240" w:lineRule="auto"/>
+        <w:ind w:left="720"/>
+      </w:pPr>
+      <w:r>
+        <w:rPr>
+          <w:lang w:val="hi_IN" w:bidi="hi_IN"/>
+        </w:rPr>
+      </w:r>
+      <w:r>
+        <w:rPr>
+          <w:lang w:val="hi_IN" w:bidi="hi_IN"/>
+        </w:rPr>
+        <w:t>मत्ती 02:22–23</w:t>
+      </w:r>
     </w:p>
     <w:p>
       <w:pPr>
@@ -2792,90 +2594,66 @@
           <w:lang w:val="hi_IN" w:bidi="hi_IN"/>
         </w:rPr>
       </w:r>
-      <w:hyperlink r:id="rId19">
-        <w:r>
-          <w:rPr>
-            <w:lang w:val="hi_IN" w:bidi="hi_IN"/>
-          </w:rPr>
-          <w:rPr>
-            <w:color w:val="0000EE"/>
-            <w:u w:val="single"/>
-          </w:rPr>
-          <w:t>1 राजा 10:13</w:t>
-        </w:r>
-      </w:hyperlink>
-    </w:p>
-    <w:p>
-      <w:pPr>
-        <w:pStyle w:val="ListBullet"/>
-        <w:spacing w:line="240" w:lineRule="auto"/>
-        <w:ind w:left="720"/>
-      </w:pPr>
-      <w:r>
-        <w:rPr>
-          <w:lang w:val="hi_IN" w:bidi="hi_IN"/>
-        </w:rPr>
-      </w:r>
-      <w:hyperlink r:id="rId20">
-        <w:r>
-          <w:rPr>
-            <w:lang w:val="hi_IN" w:bidi="hi_IN"/>
-          </w:rPr>
-          <w:rPr>
-            <w:color w:val="0000EE"/>
-            <w:u w:val="single"/>
-          </w:rPr>
-          <w:t>2 इतिहास 18:28–30</w:t>
-        </w:r>
-      </w:hyperlink>
-    </w:p>
-    <w:p>
-      <w:pPr>
-        <w:pStyle w:val="ListBullet"/>
-        <w:spacing w:line="240" w:lineRule="auto"/>
-        <w:ind w:left="720"/>
-      </w:pPr>
-      <w:r>
-        <w:rPr>
-          <w:lang w:val="hi_IN" w:bidi="hi_IN"/>
-        </w:rPr>
-      </w:r>
-      <w:hyperlink r:id="rId42">
-        <w:r>
-          <w:rPr>
-            <w:lang w:val="hi_IN" w:bidi="hi_IN"/>
-          </w:rPr>
-          <w:rPr>
-            <w:color w:val="0000EE"/>
-            <w:u w:val="single"/>
-          </w:rPr>
-          <w:t>आमोस 07:13</w:t>
-        </w:r>
-      </w:hyperlink>
-    </w:p>
-    <w:p>
-      <w:pPr>
-        <w:pStyle w:val="ListBullet"/>
-        <w:spacing w:line="240" w:lineRule="auto"/>
-        <w:ind w:left="720"/>
-      </w:pPr>
-      <w:r>
-        <w:rPr>
-          <w:lang w:val="hi_IN" w:bidi="hi_IN"/>
-        </w:rPr>
-      </w:r>
-      <w:hyperlink r:id="rId43">
-        <w:r>
-          <w:rPr>
-            <w:lang w:val="hi_IN" w:bidi="hi_IN"/>
-          </w:rPr>
-          <w:rPr>
-            <w:color w:val="0000EE"/>
-            <w:u w:val="single"/>
-          </w:rPr>
-          <w:t>उत्पत्ति 49: 19–21</w:t>
-        </w:r>
-      </w:hyperlink>
+      <w:r>
+        <w:rPr>
+          <w:lang w:val="hi_IN" w:bidi="hi_IN"/>
+        </w:rPr>
+        <w:t>1 राजा 10:13</w:t>
+      </w:r>
+    </w:p>
+    <w:p>
+      <w:pPr>
+        <w:pStyle w:val="ListBullet"/>
+        <w:spacing w:line="240" w:lineRule="auto"/>
+        <w:ind w:left="720"/>
+      </w:pPr>
+      <w:r>
+        <w:rPr>
+          <w:lang w:val="hi_IN" w:bidi="hi_IN"/>
+        </w:rPr>
+      </w:r>
+      <w:r>
+        <w:rPr>
+          <w:lang w:val="hi_IN" w:bidi="hi_IN"/>
+        </w:rPr>
+        <w:t>2 इतिहास 18:28–30</w:t>
+      </w:r>
+    </w:p>
+    <w:p>
+      <w:pPr>
+        <w:pStyle w:val="ListBullet"/>
+        <w:spacing w:line="240" w:lineRule="auto"/>
+        <w:ind w:left="720"/>
+      </w:pPr>
+      <w:r>
+        <w:rPr>
+          <w:lang w:val="hi_IN" w:bidi="hi_IN"/>
+        </w:rPr>
+      </w:r>
+      <w:r>
+        <w:rPr>
+          <w:lang w:val="hi_IN" w:bidi="hi_IN"/>
+        </w:rPr>
+        <w:t>आमोस 07:13</w:t>
+      </w:r>
+    </w:p>
+    <w:p>
+      <w:pPr>
+        <w:pStyle w:val="ListBullet"/>
+        <w:spacing w:line="240" w:lineRule="auto"/>
+        <w:ind w:left="720"/>
+      </w:pPr>
+      <w:r>
+        <w:rPr>
+          <w:lang w:val="hi_IN" w:bidi="hi_IN"/>
+        </w:rPr>
+      </w:r>
+      <w:r>
+        <w:rPr>
+          <w:lang w:val="hi_IN" w:bidi="hi_IN"/>
+        </w:rPr>
+        <w:t>उत्पत्ति 49: 19–21</w:t>
+      </w:r>
     </w:p>
     <w:p>
       <w:pPr>
@@ -3312,90 +3090,66 @@
           <w:lang w:val="hi_IN" w:bidi="hi_IN"/>
         </w:rPr>
       </w:r>
-      <w:hyperlink r:id="rId44">
-        <w:r>
-          <w:rPr>
-            <w:lang w:val="hi_IN" w:bidi="hi_IN"/>
-          </w:rPr>
-          <w:rPr>
-            <w:color w:val="0000EE"/>
-            <w:u w:val="single"/>
-          </w:rPr>
-          <w:t>प्रे.का. 05:29–32</w:t>
-        </w:r>
-      </w:hyperlink>
-    </w:p>
-    <w:p>
-      <w:pPr>
-        <w:pStyle w:val="ListBullet"/>
-        <w:spacing w:line="240" w:lineRule="auto"/>
-        <w:ind w:left="720"/>
-      </w:pPr>
-      <w:r>
-        <w:rPr>
-          <w:lang w:val="hi_IN" w:bidi="hi_IN"/>
-        </w:rPr>
-      </w:r>
-      <w:hyperlink r:id="rId45">
-        <w:r>
-          <w:rPr>
-            <w:lang w:val="hi_IN" w:bidi="hi_IN"/>
-          </w:rPr>
-          <w:rPr>
-            <w:color w:val="0000EE"/>
-            <w:u w:val="single"/>
-          </w:rPr>
-          <w:t>उत्पत्ति 12:14–16</w:t>
-        </w:r>
-      </w:hyperlink>
-    </w:p>
-    <w:p>
-      <w:pPr>
-        <w:pStyle w:val="ListBullet"/>
-        <w:spacing w:line="240" w:lineRule="auto"/>
-        <w:ind w:left="720"/>
-      </w:pPr>
-      <w:r>
-        <w:rPr>
-          <w:lang w:val="hi_IN" w:bidi="hi_IN"/>
-        </w:rPr>
-      </w:r>
-      <w:hyperlink r:id="rId46">
-        <w:r>
-          <w:rPr>
-            <w:lang w:val="hi_IN" w:bidi="hi_IN"/>
-          </w:rPr>
-          <w:rPr>
-            <w:color w:val="0000EE"/>
-            <w:u w:val="single"/>
-          </w:rPr>
-          <w:t>उत्पत्ति 49:26</w:t>
-        </w:r>
-      </w:hyperlink>
-    </w:p>
-    <w:p>
-      <w:pPr>
-        <w:pStyle w:val="ListBullet"/>
-        <w:spacing w:line="240" w:lineRule="auto"/>
-        <w:ind w:left="720"/>
-      </w:pPr>
-      <w:r>
-        <w:rPr>
-          <w:lang w:val="hi_IN" w:bidi="hi_IN"/>
-        </w:rPr>
-      </w:r>
-      <w:hyperlink r:id="rId47">
-        <w:r>
-          <w:rPr>
-            <w:lang w:val="hi_IN" w:bidi="hi_IN"/>
-          </w:rPr>
-          <w:rPr>
-            <w:color w:val="0000EE"/>
-            <w:u w:val="single"/>
-          </w:rPr>
-          <w:t>लूका 01:52–53</w:t>
-        </w:r>
-      </w:hyperlink>
+      <w:r>
+        <w:rPr>
+          <w:lang w:val="hi_IN" w:bidi="hi_IN"/>
+        </w:rPr>
+        <w:t>प्रे.का. 05:29–32</w:t>
+      </w:r>
+    </w:p>
+    <w:p>
+      <w:pPr>
+        <w:pStyle w:val="ListBullet"/>
+        <w:spacing w:line="240" w:lineRule="auto"/>
+        <w:ind w:left="720"/>
+      </w:pPr>
+      <w:r>
+        <w:rPr>
+          <w:lang w:val="hi_IN" w:bidi="hi_IN"/>
+        </w:rPr>
+      </w:r>
+      <w:r>
+        <w:rPr>
+          <w:lang w:val="hi_IN" w:bidi="hi_IN"/>
+        </w:rPr>
+        <w:t>उत्पत्ति 12:14–16</w:t>
+      </w:r>
+    </w:p>
+    <w:p>
+      <w:pPr>
+        <w:pStyle w:val="ListBullet"/>
+        <w:spacing w:line="240" w:lineRule="auto"/>
+        <w:ind w:left="720"/>
+      </w:pPr>
+      <w:r>
+        <w:rPr>
+          <w:lang w:val="hi_IN" w:bidi="hi_IN"/>
+        </w:rPr>
+      </w:r>
+      <w:r>
+        <w:rPr>
+          <w:lang w:val="hi_IN" w:bidi="hi_IN"/>
+        </w:rPr>
+        <w:t>उत्पत्ति 49:26</w:t>
+      </w:r>
+    </w:p>
+    <w:p>
+      <w:pPr>
+        <w:pStyle w:val="ListBullet"/>
+        <w:spacing w:line="240" w:lineRule="auto"/>
+        <w:ind w:left="720"/>
+      </w:pPr>
+      <w:r>
+        <w:rPr>
+          <w:lang w:val="hi_IN" w:bidi="hi_IN"/>
+        </w:rPr>
+      </w:r>
+      <w:r>
+        <w:rPr>
+          <w:lang w:val="hi_IN" w:bidi="hi_IN"/>
+        </w:rPr>
+        <w:t>लूका 01:52–53</w:t>
+      </w:r>
     </w:p>
     <w:p>
       <w:pPr>
@@ -3659,114 +3413,84 @@
           <w:lang w:val="hi_IN" w:bidi="hi_IN"/>
         </w:rPr>
       </w:r>
-      <w:hyperlink r:id="rId48">
-        <w:r>
-          <w:rPr>
-            <w:lang w:val="hi_IN" w:bidi="hi_IN"/>
-          </w:rPr>
-          <w:rPr>
-            <w:color w:val="0000EE"/>
-            <w:u w:val="single"/>
-          </w:rPr>
-          <w:t>आमोस 01:5</w:t>
-        </w:r>
-      </w:hyperlink>
-    </w:p>
-    <w:p>
-      <w:pPr>
-        <w:pStyle w:val="ListBullet"/>
-        <w:spacing w:line="240" w:lineRule="auto"/>
-        <w:ind w:left="720"/>
-      </w:pPr>
-      <w:r>
-        <w:rPr>
-          <w:lang w:val="hi_IN" w:bidi="hi_IN"/>
-        </w:rPr>
-      </w:r>
-      <w:hyperlink r:id="rId49">
-        <w:r>
-          <w:rPr>
-            <w:lang w:val="hi_IN" w:bidi="hi_IN"/>
-          </w:rPr>
-          <w:rPr>
-            <w:color w:val="0000EE"/>
-            <w:u w:val="single"/>
-          </w:rPr>
-          <w:t>एस्तेर 04:11</w:t>
-        </w:r>
-      </w:hyperlink>
-    </w:p>
-    <w:p>
-      <w:pPr>
-        <w:pStyle w:val="ListBullet"/>
-        <w:spacing w:line="240" w:lineRule="auto"/>
-        <w:ind w:left="720"/>
-      </w:pPr>
-      <w:r>
-        <w:rPr>
-          <w:lang w:val="hi_IN" w:bidi="hi_IN"/>
-        </w:rPr>
-      </w:r>
-      <w:hyperlink r:id="rId50">
-        <w:r>
-          <w:rPr>
-            <w:lang w:val="hi_IN" w:bidi="hi_IN"/>
-          </w:rPr>
-          <w:rPr>
-            <w:color w:val="0000EE"/>
-            <w:u w:val="single"/>
-          </w:rPr>
-          <w:t>उत्पत्ति 49:10</w:t>
-        </w:r>
-      </w:hyperlink>
-    </w:p>
-    <w:p>
-      <w:pPr>
-        <w:pStyle w:val="ListBullet"/>
-        <w:spacing w:line="240" w:lineRule="auto"/>
-        <w:ind w:left="720"/>
-      </w:pPr>
-      <w:r>
-        <w:rPr>
-          <w:lang w:val="hi_IN" w:bidi="hi_IN"/>
-        </w:rPr>
-      </w:r>
-      <w:hyperlink r:id="rId51">
-        <w:r>
-          <w:rPr>
-            <w:lang w:val="hi_IN" w:bidi="hi_IN"/>
-          </w:rPr>
-          <w:rPr>
-            <w:color w:val="0000EE"/>
-            <w:u w:val="single"/>
-          </w:rPr>
-          <w:t>इब्रानियों 01:08</w:t>
-        </w:r>
-      </w:hyperlink>
-    </w:p>
-    <w:p>
-      <w:pPr>
-        <w:pStyle w:val="ListBullet"/>
-        <w:spacing w:line="240" w:lineRule="auto"/>
-        <w:ind w:left="720"/>
-      </w:pPr>
-      <w:r>
-        <w:rPr>
-          <w:lang w:val="hi_IN" w:bidi="hi_IN"/>
-        </w:rPr>
-      </w:r>
-      <w:hyperlink r:id="rId52">
-        <w:r>
-          <w:rPr>
-            <w:lang w:val="hi_IN" w:bidi="hi_IN"/>
-          </w:rPr>
-          <w:rPr>
-            <w:color w:val="0000EE"/>
-            <w:u w:val="single"/>
-          </w:rPr>
-          <w:t>गिनती 21:18</w:t>
-        </w:r>
-      </w:hyperlink>
+      <w:r>
+        <w:rPr>
+          <w:lang w:val="hi_IN" w:bidi="hi_IN"/>
+        </w:rPr>
+        <w:t>आमोस 01:5</w:t>
+      </w:r>
+    </w:p>
+    <w:p>
+      <w:pPr>
+        <w:pStyle w:val="ListBullet"/>
+        <w:spacing w:line="240" w:lineRule="auto"/>
+        <w:ind w:left="720"/>
+      </w:pPr>
+      <w:r>
+        <w:rPr>
+          <w:lang w:val="hi_IN" w:bidi="hi_IN"/>
+        </w:rPr>
+      </w:r>
+      <w:r>
+        <w:rPr>
+          <w:lang w:val="hi_IN" w:bidi="hi_IN"/>
+        </w:rPr>
+        <w:t>एस्तेर 04:11</w:t>
+      </w:r>
+    </w:p>
+    <w:p>
+      <w:pPr>
+        <w:pStyle w:val="ListBullet"/>
+        <w:spacing w:line="240" w:lineRule="auto"/>
+        <w:ind w:left="720"/>
+      </w:pPr>
+      <w:r>
+        <w:rPr>
+          <w:lang w:val="hi_IN" w:bidi="hi_IN"/>
+        </w:rPr>
+      </w:r>
+      <w:r>
+        <w:rPr>
+          <w:lang w:val="hi_IN" w:bidi="hi_IN"/>
+        </w:rPr>
+        <w:t>उत्पत्ति 49:10</w:t>
+      </w:r>
+    </w:p>
+    <w:p>
+      <w:pPr>
+        <w:pStyle w:val="ListBullet"/>
+        <w:spacing w:line="240" w:lineRule="auto"/>
+        <w:ind w:left="720"/>
+      </w:pPr>
+      <w:r>
+        <w:rPr>
+          <w:lang w:val="hi_IN" w:bidi="hi_IN"/>
+        </w:rPr>
+      </w:r>
+      <w:r>
+        <w:rPr>
+          <w:lang w:val="hi_IN" w:bidi="hi_IN"/>
+        </w:rPr>
+        <w:t>इब्रानियों 01:08</w:t>
+      </w:r>
+    </w:p>
+    <w:p>
+      <w:pPr>
+        <w:pStyle w:val="ListBullet"/>
+        <w:spacing w:line="240" w:lineRule="auto"/>
+        <w:ind w:left="720"/>
+      </w:pPr>
+      <w:r>
+        <w:rPr>
+          <w:lang w:val="hi_IN" w:bidi="hi_IN"/>
+        </w:rPr>
+      </w:r>
+      <w:r>
+        <w:rPr>
+          <w:lang w:val="hi_IN" w:bidi="hi_IN"/>
+        </w:rPr>
+        <w:t>गिनती 21:18</w:t>
+      </w:r>
     </w:p>
     <w:p>
       <w:pPr>
@@ -4048,234 +3772,174 @@
           <w:lang w:val="hi_IN" w:bidi="hi_IN"/>
         </w:rPr>
       </w:r>
-      <w:hyperlink r:id="rId53">
-        <w:r>
-          <w:rPr>
-            <w:lang w:val="hi_IN" w:bidi="hi_IN"/>
-          </w:rPr>
-          <w:rPr>
-            <w:color w:val="0000EE"/>
-            <w:u w:val="single"/>
-          </w:rPr>
-          <w:t>1 तीमुथियुस 06:15–16</w:t>
-        </w:r>
-      </w:hyperlink>
-    </w:p>
-    <w:p>
-      <w:pPr>
-        <w:pStyle w:val="ListBullet"/>
-        <w:spacing w:line="240" w:lineRule="auto"/>
-        <w:ind w:left="720"/>
-      </w:pPr>
-      <w:r>
-        <w:rPr>
-          <w:lang w:val="hi_IN" w:bidi="hi_IN"/>
-        </w:rPr>
-      </w:r>
-      <w:hyperlink r:id="rId54">
-        <w:r>
-          <w:rPr>
-            <w:lang w:val="hi_IN" w:bidi="hi_IN"/>
-          </w:rPr>
-          <w:rPr>
-            <w:color w:val="0000EE"/>
-            <w:u w:val="single"/>
-          </w:rPr>
-          <w:t>2 राजा 05:17–19</w:t>
-        </w:r>
-      </w:hyperlink>
-    </w:p>
-    <w:p>
-      <w:pPr>
-        <w:pStyle w:val="ListBullet"/>
-        <w:spacing w:line="240" w:lineRule="auto"/>
-        <w:ind w:left="720"/>
-      </w:pPr>
-      <w:r>
-        <w:rPr>
-          <w:lang w:val="hi_IN" w:bidi="hi_IN"/>
-        </w:rPr>
-      </w:r>
-      <w:hyperlink r:id="rId13">
-        <w:r>
-          <w:rPr>
-            <w:lang w:val="hi_IN" w:bidi="hi_IN"/>
-          </w:rPr>
-          <w:rPr>
-            <w:color w:val="0000EE"/>
-            <w:u w:val="single"/>
-          </w:rPr>
-          <w:t>2 शमूएल 05:3–5</w:t>
-        </w:r>
-      </w:hyperlink>
-    </w:p>
-    <w:p>
-      <w:pPr>
-        <w:pStyle w:val="ListBullet"/>
-        <w:spacing w:line="240" w:lineRule="auto"/>
-        <w:ind w:left="720"/>
-      </w:pPr>
-      <w:r>
-        <w:rPr>
-          <w:lang w:val="hi_IN" w:bidi="hi_IN"/>
-        </w:rPr>
-      </w:r>
-      <w:hyperlink r:id="rId55">
-        <w:r>
-          <w:rPr>
-            <w:lang w:val="hi_IN" w:bidi="hi_IN"/>
-          </w:rPr>
-          <w:rPr>
-            <w:color w:val="0000EE"/>
-            <w:u w:val="single"/>
-          </w:rPr>
-          <w:t>प्रे.का. 07:9–10</w:t>
-        </w:r>
-      </w:hyperlink>
-    </w:p>
-    <w:p>
-      <w:pPr>
-        <w:pStyle w:val="ListBullet"/>
-        <w:spacing w:line="240" w:lineRule="auto"/>
-        <w:ind w:left="720"/>
-      </w:pPr>
-      <w:r>
-        <w:rPr>
-          <w:lang w:val="hi_IN" w:bidi="hi_IN"/>
-        </w:rPr>
-      </w:r>
-      <w:hyperlink r:id="rId56">
-        <w:r>
-          <w:rPr>
-            <w:lang w:val="hi_IN" w:bidi="hi_IN"/>
-          </w:rPr>
-          <w:rPr>
-            <w:color w:val="0000EE"/>
-            <w:u w:val="single"/>
-          </w:rPr>
-          <w:t>प्रे.का. 13:21–22</w:t>
-        </w:r>
-      </w:hyperlink>
-    </w:p>
-    <w:p>
-      <w:pPr>
-        <w:pStyle w:val="ListBullet"/>
-        <w:spacing w:line="240" w:lineRule="auto"/>
-        <w:ind w:left="720"/>
-      </w:pPr>
-      <w:r>
-        <w:rPr>
-          <w:lang w:val="hi_IN" w:bidi="hi_IN"/>
-        </w:rPr>
-      </w:r>
-      <w:hyperlink r:id="rId32">
-        <w:r>
-          <w:rPr>
-            <w:lang w:val="hi_IN" w:bidi="hi_IN"/>
-          </w:rPr>
-          <w:rPr>
-            <w:color w:val="0000EE"/>
-            <w:u w:val="single"/>
-          </w:rPr>
-          <w:t>यूहन्ना 01:49–51</w:t>
-        </w:r>
-      </w:hyperlink>
-    </w:p>
-    <w:p>
-      <w:pPr>
-        <w:pStyle w:val="ListBullet"/>
-        <w:spacing w:line="240" w:lineRule="auto"/>
-        <w:ind w:left="720"/>
-      </w:pPr>
-      <w:r>
-        <w:rPr>
-          <w:lang w:val="hi_IN" w:bidi="hi_IN"/>
-        </w:rPr>
-      </w:r>
-      <w:hyperlink r:id="rId57">
-        <w:r>
-          <w:rPr>
-            <w:lang w:val="hi_IN" w:bidi="hi_IN"/>
-          </w:rPr>
-          <w:rPr>
-            <w:color w:val="0000EE"/>
-            <w:u w:val="single"/>
-          </w:rPr>
-          <w:t>लूका 01:5–7</w:t>
-        </w:r>
-      </w:hyperlink>
-    </w:p>
-    <w:p>
-      <w:pPr>
-        <w:pStyle w:val="ListBullet"/>
-        <w:spacing w:line="240" w:lineRule="auto"/>
-        <w:ind w:left="720"/>
-      </w:pPr>
-      <w:r>
-        <w:rPr>
-          <w:lang w:val="hi_IN" w:bidi="hi_IN"/>
-        </w:rPr>
-      </w:r>
-      <w:hyperlink r:id="rId58">
-        <w:r>
-          <w:rPr>
-            <w:lang w:val="hi_IN" w:bidi="hi_IN"/>
-          </w:rPr>
-          <w:rPr>
-            <w:color w:val="0000EE"/>
-            <w:u w:val="single"/>
-          </w:rPr>
-          <w:t>लूका 22:24–25</w:t>
-        </w:r>
-      </w:hyperlink>
-    </w:p>
-    <w:p>
-      <w:pPr>
-        <w:pStyle w:val="ListBullet"/>
-        <w:spacing w:line="240" w:lineRule="auto"/>
-        <w:ind w:left="720"/>
-      </w:pPr>
-      <w:r>
-        <w:rPr>
-          <w:lang w:val="hi_IN" w:bidi="hi_IN"/>
-        </w:rPr>
-      </w:r>
-      <w:hyperlink r:id="rId59">
-        <w:r>
-          <w:rPr>
-            <w:lang w:val="hi_IN" w:bidi="hi_IN"/>
-          </w:rPr>
-          <w:rPr>
-            <w:color w:val="0000EE"/>
-            <w:u w:val="single"/>
-          </w:rPr>
-          <w:t>मत्ती 05:33–35</w:t>
-        </w:r>
-      </w:hyperlink>
-    </w:p>
-    <w:p>
-      <w:pPr>
-        <w:pStyle w:val="ListBullet"/>
-        <w:spacing w:line="240" w:lineRule="auto"/>
-        <w:ind w:left="720"/>
-      </w:pPr>
-      <w:r>
-        <w:rPr>
-          <w:lang w:val="hi_IN" w:bidi="hi_IN"/>
-        </w:rPr>
-      </w:r>
-      <w:hyperlink r:id="rId60">
-        <w:r>
-          <w:rPr>
-            <w:lang w:val="hi_IN" w:bidi="hi_IN"/>
-          </w:rPr>
-          <w:rPr>
-            <w:color w:val="0000EE"/>
-            <w:u w:val="single"/>
-          </w:rPr>
-          <w:t>मत्ती 14:8–9</w:t>
-        </w:r>
-      </w:hyperlink>
+      <w:r>
+        <w:rPr>
+          <w:lang w:val="hi_IN" w:bidi="hi_IN"/>
+        </w:rPr>
+        <w:t>1 तीमुथियुस 06:15–16</w:t>
+      </w:r>
+    </w:p>
+    <w:p>
+      <w:pPr>
+        <w:pStyle w:val="ListBullet"/>
+        <w:spacing w:line="240" w:lineRule="auto"/>
+        <w:ind w:left="720"/>
+      </w:pPr>
+      <w:r>
+        <w:rPr>
+          <w:lang w:val="hi_IN" w:bidi="hi_IN"/>
+        </w:rPr>
+      </w:r>
+      <w:r>
+        <w:rPr>
+          <w:lang w:val="hi_IN" w:bidi="hi_IN"/>
+        </w:rPr>
+        <w:t>2 राजा 05:17–19</w:t>
+      </w:r>
+    </w:p>
+    <w:p>
+      <w:pPr>
+        <w:pStyle w:val="ListBullet"/>
+        <w:spacing w:line="240" w:lineRule="auto"/>
+        <w:ind w:left="720"/>
+      </w:pPr>
+      <w:r>
+        <w:rPr>
+          <w:lang w:val="hi_IN" w:bidi="hi_IN"/>
+        </w:rPr>
+      </w:r>
+      <w:r>
+        <w:rPr>
+          <w:lang w:val="hi_IN" w:bidi="hi_IN"/>
+        </w:rPr>
+        <w:t>2 शमूएल 05:3–5</w:t>
+      </w:r>
+    </w:p>
+    <w:p>
+      <w:pPr>
+        <w:pStyle w:val="ListBullet"/>
+        <w:spacing w:line="240" w:lineRule="auto"/>
+        <w:ind w:left="720"/>
+      </w:pPr>
+      <w:r>
+        <w:rPr>
+          <w:lang w:val="hi_IN" w:bidi="hi_IN"/>
+        </w:rPr>
+      </w:r>
+      <w:r>
+        <w:rPr>
+          <w:lang w:val="hi_IN" w:bidi="hi_IN"/>
+        </w:rPr>
+        <w:t>प्रे.का. 07:9–10</w:t>
+      </w:r>
+    </w:p>
+    <w:p>
+      <w:pPr>
+        <w:pStyle w:val="ListBullet"/>
+        <w:spacing w:line="240" w:lineRule="auto"/>
+        <w:ind w:left="720"/>
+      </w:pPr>
+      <w:r>
+        <w:rPr>
+          <w:lang w:val="hi_IN" w:bidi="hi_IN"/>
+        </w:rPr>
+      </w:r>
+      <w:r>
+        <w:rPr>
+          <w:lang w:val="hi_IN" w:bidi="hi_IN"/>
+        </w:rPr>
+        <w:t>प्रे.का. 13:21–22</w:t>
+      </w:r>
+    </w:p>
+    <w:p>
+      <w:pPr>
+        <w:pStyle w:val="ListBullet"/>
+        <w:spacing w:line="240" w:lineRule="auto"/>
+        <w:ind w:left="720"/>
+      </w:pPr>
+      <w:r>
+        <w:rPr>
+          <w:lang w:val="hi_IN" w:bidi="hi_IN"/>
+        </w:rPr>
+      </w:r>
+      <w:r>
+        <w:rPr>
+          <w:lang w:val="hi_IN" w:bidi="hi_IN"/>
+        </w:rPr>
+        <w:t>यूहन्ना 01:49–51</w:t>
+      </w:r>
+    </w:p>
+    <w:p>
+      <w:pPr>
+        <w:pStyle w:val="ListBullet"/>
+        <w:spacing w:line="240" w:lineRule="auto"/>
+        <w:ind w:left="720"/>
+      </w:pPr>
+      <w:r>
+        <w:rPr>
+          <w:lang w:val="hi_IN" w:bidi="hi_IN"/>
+        </w:rPr>
+      </w:r>
+      <w:r>
+        <w:rPr>
+          <w:lang w:val="hi_IN" w:bidi="hi_IN"/>
+        </w:rPr>
+        <w:t>लूका 01:5–7</w:t>
+      </w:r>
+    </w:p>
+    <w:p>
+      <w:pPr>
+        <w:pStyle w:val="ListBullet"/>
+        <w:spacing w:line="240" w:lineRule="auto"/>
+        <w:ind w:left="720"/>
+      </w:pPr>
+      <w:r>
+        <w:rPr>
+          <w:lang w:val="hi_IN" w:bidi="hi_IN"/>
+        </w:rPr>
+      </w:r>
+      <w:r>
+        <w:rPr>
+          <w:lang w:val="hi_IN" w:bidi="hi_IN"/>
+        </w:rPr>
+        <w:t>लूका 22:24–25</w:t>
+      </w:r>
+    </w:p>
+    <w:p>
+      <w:pPr>
+        <w:pStyle w:val="ListBullet"/>
+        <w:spacing w:line="240" w:lineRule="auto"/>
+        <w:ind w:left="720"/>
+      </w:pPr>
+      <w:r>
+        <w:rPr>
+          <w:lang w:val="hi_IN" w:bidi="hi_IN"/>
+        </w:rPr>
+      </w:r>
+      <w:r>
+        <w:rPr>
+          <w:lang w:val="hi_IN" w:bidi="hi_IN"/>
+        </w:rPr>
+        <w:t>मत्ती 05:33–35</w:t>
+      </w:r>
+    </w:p>
+    <w:p>
+      <w:pPr>
+        <w:pStyle w:val="ListBullet"/>
+        <w:spacing w:line="240" w:lineRule="auto"/>
+        <w:ind w:left="720"/>
+      </w:pPr>
+      <w:r>
+        <w:rPr>
+          <w:lang w:val="hi_IN" w:bidi="hi_IN"/>
+        </w:rPr>
+      </w:r>
+      <w:r>
+        <w:rPr>
+          <w:lang w:val="hi_IN" w:bidi="hi_IN"/>
+        </w:rPr>
+        <w:t>मत्ती 14:8–9</w:t>
+      </w:r>
     </w:p>
     <w:p>
       <w:pPr>
@@ -4910,210 +4574,156 @@
           <w:lang w:val="hi_IN" w:bidi="hi_IN"/>
         </w:rPr>
       </w:r>
-      <w:hyperlink r:id="rId61">
-        <w:r>
-          <w:rPr>
-            <w:lang w:val="hi_IN" w:bidi="hi_IN"/>
-          </w:rPr>
-          <w:rPr>
-            <w:color w:val="0000EE"/>
-            <w:u w:val="single"/>
-          </w:rPr>
-          <w:t>1 थिस्सलुनीकियों 02:12</w:t>
-        </w:r>
-      </w:hyperlink>
-    </w:p>
-    <w:p>
-      <w:pPr>
-        <w:pStyle w:val="ListBullet"/>
-        <w:spacing w:line="240" w:lineRule="auto"/>
-        <w:ind w:left="720"/>
-      </w:pPr>
-      <w:r>
-        <w:rPr>
-          <w:lang w:val="hi_IN" w:bidi="hi_IN"/>
-        </w:rPr>
-      </w:r>
-      <w:hyperlink r:id="rId37">
-        <w:r>
-          <w:rPr>
-            <w:lang w:val="hi_IN" w:bidi="hi_IN"/>
-          </w:rPr>
-          <w:rPr>
-            <w:color w:val="0000EE"/>
-            <w:u w:val="single"/>
-          </w:rPr>
-          <w:t>2 तीमुथियुस 04:17–18</w:t>
-        </w:r>
-      </w:hyperlink>
-    </w:p>
-    <w:p>
-      <w:pPr>
-        <w:pStyle w:val="ListBullet"/>
-        <w:spacing w:line="240" w:lineRule="auto"/>
-        <w:ind w:left="720"/>
-      </w:pPr>
-      <w:r>
-        <w:rPr>
-          <w:lang w:val="hi_IN" w:bidi="hi_IN"/>
-        </w:rPr>
-      </w:r>
-      <w:hyperlink r:id="rId62">
-        <w:r>
-          <w:rPr>
-            <w:lang w:val="hi_IN" w:bidi="hi_IN"/>
-          </w:rPr>
-          <w:rPr>
-            <w:color w:val="0000EE"/>
-            <w:u w:val="single"/>
-          </w:rPr>
-          <w:t>कुलुस्सियों 01:13–14</w:t>
-        </w:r>
-      </w:hyperlink>
-    </w:p>
-    <w:p>
-      <w:pPr>
-        <w:pStyle w:val="ListBullet"/>
-        <w:spacing w:line="240" w:lineRule="auto"/>
-        <w:ind w:left="720"/>
-      </w:pPr>
-      <w:r>
-        <w:rPr>
-          <w:lang w:val="hi_IN" w:bidi="hi_IN"/>
-        </w:rPr>
-      </w:r>
-      <w:hyperlink r:id="rId63">
-        <w:r>
-          <w:rPr>
-            <w:lang w:val="hi_IN" w:bidi="hi_IN"/>
-          </w:rPr>
-          <w:rPr>
-            <w:color w:val="0000EE"/>
-            <w:u w:val="single"/>
-          </w:rPr>
-          <w:t>यूहन्ना 18:36</w:t>
-        </w:r>
-      </w:hyperlink>
-    </w:p>
-    <w:p>
-      <w:pPr>
-        <w:pStyle w:val="ListBullet"/>
-        <w:spacing w:line="240" w:lineRule="auto"/>
-        <w:ind w:left="720"/>
-      </w:pPr>
-      <w:r>
-        <w:rPr>
-          <w:lang w:val="hi_IN" w:bidi="hi_IN"/>
-        </w:rPr>
-      </w:r>
-      <w:hyperlink r:id="rId64">
-        <w:r>
-          <w:rPr>
-            <w:lang w:val="hi_IN" w:bidi="hi_IN"/>
-          </w:rPr>
-          <w:rPr>
-            <w:color w:val="0000EE"/>
-            <w:u w:val="single"/>
-          </w:rPr>
-          <w:t>मरकुस 03:24</w:t>
-        </w:r>
-      </w:hyperlink>
-    </w:p>
-    <w:p>
-      <w:pPr>
-        <w:pStyle w:val="ListBullet"/>
-        <w:spacing w:line="240" w:lineRule="auto"/>
-        <w:ind w:left="720"/>
-      </w:pPr>
-      <w:r>
-        <w:rPr>
-          <w:lang w:val="hi_IN" w:bidi="hi_IN"/>
-        </w:rPr>
-      </w:r>
-      <w:hyperlink r:id="rId65">
-        <w:r>
-          <w:rPr>
-            <w:lang w:val="hi_IN" w:bidi="hi_IN"/>
-          </w:rPr>
-          <w:rPr>
-            <w:color w:val="0000EE"/>
-            <w:u w:val="single"/>
-          </w:rPr>
-          <w:t>मत्ती 04:7–9</w:t>
-        </w:r>
-      </w:hyperlink>
-    </w:p>
-    <w:p>
-      <w:pPr>
-        <w:pStyle w:val="ListBullet"/>
-        <w:spacing w:line="240" w:lineRule="auto"/>
-        <w:ind w:left="720"/>
-      </w:pPr>
-      <w:r>
-        <w:rPr>
-          <w:lang w:val="hi_IN" w:bidi="hi_IN"/>
-        </w:rPr>
-      </w:r>
-      <w:hyperlink r:id="rId66">
-        <w:r>
-          <w:rPr>
-            <w:lang w:val="hi_IN" w:bidi="hi_IN"/>
-          </w:rPr>
-          <w:rPr>
-            <w:color w:val="0000EE"/>
-            <w:u w:val="single"/>
-          </w:rPr>
-          <w:t>मत्ती 13:19</w:t>
-        </w:r>
-      </w:hyperlink>
-    </w:p>
-    <w:p>
-      <w:pPr>
-        <w:pStyle w:val="ListBullet"/>
-        <w:spacing w:line="240" w:lineRule="auto"/>
-        <w:ind w:left="720"/>
-      </w:pPr>
-      <w:r>
-        <w:rPr>
-          <w:lang w:val="hi_IN" w:bidi="hi_IN"/>
-        </w:rPr>
-      </w:r>
-      <w:hyperlink r:id="rId67">
-        <w:r>
-          <w:rPr>
-            <w:lang w:val="hi_IN" w:bidi="hi_IN"/>
-          </w:rPr>
-          <w:rPr>
-            <w:color w:val="0000EE"/>
-            <w:u w:val="single"/>
-          </w:rPr>
-          <w:t>मत्ती 16:28</w:t>
-        </w:r>
-      </w:hyperlink>
-    </w:p>
-    <w:p>
-      <w:pPr>
-        <w:pStyle w:val="ListBullet"/>
-        <w:spacing w:line="240" w:lineRule="auto"/>
-        <w:ind w:left="720"/>
-      </w:pPr>
-      <w:r>
-        <w:rPr>
-          <w:lang w:val="hi_IN" w:bidi="hi_IN"/>
-        </w:rPr>
-      </w:r>
-      <w:hyperlink r:id="rId68">
-        <w:r>
-          <w:rPr>
-            <w:lang w:val="hi_IN" w:bidi="hi_IN"/>
-          </w:rPr>
-          <w:rPr>
-            <w:color w:val="0000EE"/>
-            <w:u w:val="single"/>
-          </w:rPr>
-          <w:t>प्रकाशितवाक्य 01:09</w:t>
-        </w:r>
-      </w:hyperlink>
+      <w:r>
+        <w:rPr>
+          <w:lang w:val="hi_IN" w:bidi="hi_IN"/>
+        </w:rPr>
+        <w:t>1 थिस्सलुनीकियों 02:12</w:t>
+      </w:r>
+    </w:p>
+    <w:p>
+      <w:pPr>
+        <w:pStyle w:val="ListBullet"/>
+        <w:spacing w:line="240" w:lineRule="auto"/>
+        <w:ind w:left="720"/>
+      </w:pPr>
+      <w:r>
+        <w:rPr>
+          <w:lang w:val="hi_IN" w:bidi="hi_IN"/>
+        </w:rPr>
+      </w:r>
+      <w:r>
+        <w:rPr>
+          <w:lang w:val="hi_IN" w:bidi="hi_IN"/>
+        </w:rPr>
+        <w:t>2 तीमुथियुस 04:17–18</w:t>
+      </w:r>
+    </w:p>
+    <w:p>
+      <w:pPr>
+        <w:pStyle w:val="ListBullet"/>
+        <w:spacing w:line="240" w:lineRule="auto"/>
+        <w:ind w:left="720"/>
+      </w:pPr>
+      <w:r>
+        <w:rPr>
+          <w:lang w:val="hi_IN" w:bidi="hi_IN"/>
+        </w:rPr>
+      </w:r>
+      <w:r>
+        <w:rPr>
+          <w:lang w:val="hi_IN" w:bidi="hi_IN"/>
+        </w:rPr>
+        <w:t>कुलुस्सियों 01:13–14</w:t>
+      </w:r>
+    </w:p>
+    <w:p>
+      <w:pPr>
+        <w:pStyle w:val="ListBullet"/>
+        <w:spacing w:line="240" w:lineRule="auto"/>
+        <w:ind w:left="720"/>
+      </w:pPr>
+      <w:r>
+        <w:rPr>
+          <w:lang w:val="hi_IN" w:bidi="hi_IN"/>
+        </w:rPr>
+      </w:r>
+      <w:r>
+        <w:rPr>
+          <w:lang w:val="hi_IN" w:bidi="hi_IN"/>
+        </w:rPr>
+        <w:t>यूहन्ना 18:36</w:t>
+      </w:r>
+    </w:p>
+    <w:p>
+      <w:pPr>
+        <w:pStyle w:val="ListBullet"/>
+        <w:spacing w:line="240" w:lineRule="auto"/>
+        <w:ind w:left="720"/>
+      </w:pPr>
+      <w:r>
+        <w:rPr>
+          <w:lang w:val="hi_IN" w:bidi="hi_IN"/>
+        </w:rPr>
+      </w:r>
+      <w:r>
+        <w:rPr>
+          <w:lang w:val="hi_IN" w:bidi="hi_IN"/>
+        </w:rPr>
+        <w:t>मरकुस 03:24</w:t>
+      </w:r>
+    </w:p>
+    <w:p>
+      <w:pPr>
+        <w:pStyle w:val="ListBullet"/>
+        <w:spacing w:line="240" w:lineRule="auto"/>
+        <w:ind w:left="720"/>
+      </w:pPr>
+      <w:r>
+        <w:rPr>
+          <w:lang w:val="hi_IN" w:bidi="hi_IN"/>
+        </w:rPr>
+      </w:r>
+      <w:r>
+        <w:rPr>
+          <w:lang w:val="hi_IN" w:bidi="hi_IN"/>
+        </w:rPr>
+        <w:t>मत्ती 04:7–9</w:t>
+      </w:r>
+    </w:p>
+    <w:p>
+      <w:pPr>
+        <w:pStyle w:val="ListBullet"/>
+        <w:spacing w:line="240" w:lineRule="auto"/>
+        <w:ind w:left="720"/>
+      </w:pPr>
+      <w:r>
+        <w:rPr>
+          <w:lang w:val="hi_IN" w:bidi="hi_IN"/>
+        </w:rPr>
+      </w:r>
+      <w:r>
+        <w:rPr>
+          <w:lang w:val="hi_IN" w:bidi="hi_IN"/>
+        </w:rPr>
+        <w:t>मत्ती 13:19</w:t>
+      </w:r>
+    </w:p>
+    <w:p>
+      <w:pPr>
+        <w:pStyle w:val="ListBullet"/>
+        <w:spacing w:line="240" w:lineRule="auto"/>
+        <w:ind w:left="720"/>
+      </w:pPr>
+      <w:r>
+        <w:rPr>
+          <w:lang w:val="hi_IN" w:bidi="hi_IN"/>
+        </w:rPr>
+      </w:r>
+      <w:r>
+        <w:rPr>
+          <w:lang w:val="hi_IN" w:bidi="hi_IN"/>
+        </w:rPr>
+        <w:t>मत्ती 16:28</w:t>
+      </w:r>
+    </w:p>
+    <w:p>
+      <w:pPr>
+        <w:pStyle w:val="ListBullet"/>
+        <w:spacing w:line="240" w:lineRule="auto"/>
+        <w:ind w:left="720"/>
+      </w:pPr>
+      <w:r>
+        <w:rPr>
+          <w:lang w:val="hi_IN" w:bidi="hi_IN"/>
+        </w:rPr>
+      </w:r>
+      <w:r>
+        <w:rPr>
+          <w:lang w:val="hi_IN" w:bidi="hi_IN"/>
+        </w:rPr>
+        <w:t>प्रकाशितवाक्य 01:09</w:t>
+      </w:r>
     </w:p>
     <w:p>
       <w:pPr>
@@ -5596,162 +5206,120 @@
           <w:lang w:val="hi_IN" w:bidi="hi_IN"/>
         </w:rPr>
       </w:r>
-      <w:hyperlink r:id="rId19">
-        <w:r>
-          <w:rPr>
-            <w:lang w:val="hi_IN" w:bidi="hi_IN"/>
-          </w:rPr>
-          <w:rPr>
-            <w:color w:val="0000EE"/>
-            <w:u w:val="single"/>
-          </w:rPr>
-          <w:t>1 राजा 10:10</w:t>
-        </w:r>
-      </w:hyperlink>
-    </w:p>
-    <w:p>
-      <w:pPr>
-        <w:pStyle w:val="ListBullet"/>
-        <w:spacing w:line="240" w:lineRule="auto"/>
-        <w:ind w:left="720"/>
-      </w:pPr>
-      <w:r>
-        <w:rPr>
-          <w:lang w:val="hi_IN" w:bidi="hi_IN"/>
-        </w:rPr>
-      </w:r>
-      <w:hyperlink r:id="rId19">
-        <w:r>
-          <w:rPr>
-            <w:lang w:val="hi_IN" w:bidi="hi_IN"/>
-          </w:rPr>
-          <w:rPr>
-            <w:color w:val="0000EE"/>
-            <w:u w:val="single"/>
-          </w:rPr>
-          <w:t>1 राजा 11:18–19</w:t>
-        </w:r>
-      </w:hyperlink>
-    </w:p>
-    <w:p>
-      <w:pPr>
-        <w:pStyle w:val="ListBullet"/>
-        <w:spacing w:line="240" w:lineRule="auto"/>
-        <w:ind w:left="720"/>
-      </w:pPr>
-      <w:r>
-        <w:rPr>
-          <w:lang w:val="hi_IN" w:bidi="hi_IN"/>
-        </w:rPr>
-      </w:r>
-      <w:hyperlink r:id="rId54">
-        <w:r>
-          <w:rPr>
-            <w:lang w:val="hi_IN" w:bidi="hi_IN"/>
-          </w:rPr>
-          <w:rPr>
-            <w:color w:val="0000EE"/>
-            <w:u w:val="single"/>
-          </w:rPr>
-          <w:t>2 राजा 10:12–14</w:t>
-        </w:r>
-      </w:hyperlink>
-    </w:p>
-    <w:p>
-      <w:pPr>
-        <w:pStyle w:val="ListBullet"/>
-        <w:spacing w:line="240" w:lineRule="auto"/>
-        <w:ind w:left="720"/>
-      </w:pPr>
-      <w:r>
-        <w:rPr>
-          <w:lang w:val="hi_IN" w:bidi="hi_IN"/>
-        </w:rPr>
-      </w:r>
-      <w:hyperlink r:id="rId69">
-        <w:r>
-          <w:rPr>
-            <w:lang w:val="hi_IN" w:bidi="hi_IN"/>
-          </w:rPr>
-          <w:rPr>
-            <w:color w:val="0000EE"/>
-            <w:u w:val="single"/>
-          </w:rPr>
-          <w:t>प्रे.का. 08:27</w:t>
-        </w:r>
-      </w:hyperlink>
-    </w:p>
-    <w:p>
-      <w:pPr>
-        <w:pStyle w:val="ListBullet"/>
-        <w:spacing w:line="240" w:lineRule="auto"/>
-        <w:ind w:left="720"/>
-      </w:pPr>
-      <w:r>
-        <w:rPr>
-          <w:lang w:val="hi_IN" w:bidi="hi_IN"/>
-        </w:rPr>
-      </w:r>
-      <w:hyperlink r:id="rId70">
-        <w:r>
-          <w:rPr>
-            <w:lang w:val="hi_IN" w:bidi="hi_IN"/>
-          </w:rPr>
-          <w:rPr>
-            <w:color w:val="0000EE"/>
-            <w:u w:val="single"/>
-          </w:rPr>
-          <w:t>एस्तेर 01:17</w:t>
-        </w:r>
-      </w:hyperlink>
-    </w:p>
-    <w:p>
-      <w:pPr>
-        <w:pStyle w:val="ListBullet"/>
-        <w:spacing w:line="240" w:lineRule="auto"/>
-        <w:ind w:left="720"/>
-      </w:pPr>
-      <w:r>
-        <w:rPr>
-          <w:lang w:val="hi_IN" w:bidi="hi_IN"/>
-        </w:rPr>
-      </w:r>
-      <w:hyperlink r:id="rId71">
-        <w:r>
-          <w:rPr>
-            <w:lang w:val="hi_IN" w:bidi="hi_IN"/>
-          </w:rPr>
-          <w:rPr>
-            <w:color w:val="0000EE"/>
-            <w:u w:val="single"/>
-          </w:rPr>
-          <w:t>लूका 11:31</w:t>
-        </w:r>
-      </w:hyperlink>
-    </w:p>
-    <w:p>
-      <w:pPr>
-        <w:pStyle w:val="ListBullet"/>
-        <w:spacing w:line="240" w:lineRule="auto"/>
-        <w:ind w:left="720"/>
-      </w:pPr>
-      <w:r>
-        <w:rPr>
-          <w:lang w:val="hi_IN" w:bidi="hi_IN"/>
-        </w:rPr>
-      </w:r>
-      <w:hyperlink r:id="rId72">
-        <w:r>
-          <w:rPr>
-            <w:lang w:val="hi_IN" w:bidi="hi_IN"/>
-          </w:rPr>
-          <w:rPr>
-            <w:color w:val="0000EE"/>
-            <w:u w:val="single"/>
-          </w:rPr>
-          <w:t>मत्ती 12:42</w:t>
-        </w:r>
-      </w:hyperlink>
+      <w:r>
+        <w:rPr>
+          <w:lang w:val="hi_IN" w:bidi="hi_IN"/>
+        </w:rPr>
+        <w:t>1 राजा 10:10</w:t>
+      </w:r>
+    </w:p>
+    <w:p>
+      <w:pPr>
+        <w:pStyle w:val="ListBullet"/>
+        <w:spacing w:line="240" w:lineRule="auto"/>
+        <w:ind w:left="720"/>
+      </w:pPr>
+      <w:r>
+        <w:rPr>
+          <w:lang w:val="hi_IN" w:bidi="hi_IN"/>
+        </w:rPr>
+      </w:r>
+      <w:r>
+        <w:rPr>
+          <w:lang w:val="hi_IN" w:bidi="hi_IN"/>
+        </w:rPr>
+        <w:t>1 राजा 11:18–19</w:t>
+      </w:r>
+    </w:p>
+    <w:p>
+      <w:pPr>
+        <w:pStyle w:val="ListBullet"/>
+        <w:spacing w:line="240" w:lineRule="auto"/>
+        <w:ind w:left="720"/>
+      </w:pPr>
+      <w:r>
+        <w:rPr>
+          <w:lang w:val="hi_IN" w:bidi="hi_IN"/>
+        </w:rPr>
+      </w:r>
+      <w:r>
+        <w:rPr>
+          <w:lang w:val="hi_IN" w:bidi="hi_IN"/>
+        </w:rPr>
+        <w:t>2 राजा 10:12–14</w:t>
+      </w:r>
+    </w:p>
+    <w:p>
+      <w:pPr>
+        <w:pStyle w:val="ListBullet"/>
+        <w:spacing w:line="240" w:lineRule="auto"/>
+        <w:ind w:left="720"/>
+      </w:pPr>
+      <w:r>
+        <w:rPr>
+          <w:lang w:val="hi_IN" w:bidi="hi_IN"/>
+        </w:rPr>
+      </w:r>
+      <w:r>
+        <w:rPr>
+          <w:lang w:val="hi_IN" w:bidi="hi_IN"/>
+        </w:rPr>
+        <w:t>प्रे.का. 08:27</w:t>
+      </w:r>
+    </w:p>
+    <w:p>
+      <w:pPr>
+        <w:pStyle w:val="ListBullet"/>
+        <w:spacing w:line="240" w:lineRule="auto"/>
+        <w:ind w:left="720"/>
+      </w:pPr>
+      <w:r>
+        <w:rPr>
+          <w:lang w:val="hi_IN" w:bidi="hi_IN"/>
+        </w:rPr>
+      </w:r>
+      <w:r>
+        <w:rPr>
+          <w:lang w:val="hi_IN" w:bidi="hi_IN"/>
+        </w:rPr>
+        <w:t>एस्तेर 01:17</w:t>
+      </w:r>
+    </w:p>
+    <w:p>
+      <w:pPr>
+        <w:pStyle w:val="ListBullet"/>
+        <w:spacing w:line="240" w:lineRule="auto"/>
+        <w:ind w:left="720"/>
+      </w:pPr>
+      <w:r>
+        <w:rPr>
+          <w:lang w:val="hi_IN" w:bidi="hi_IN"/>
+        </w:rPr>
+      </w:r>
+      <w:r>
+        <w:rPr>
+          <w:lang w:val="hi_IN" w:bidi="hi_IN"/>
+        </w:rPr>
+        <w:t>लूका 11:31</w:t>
+      </w:r>
+    </w:p>
+    <w:p>
+      <w:pPr>
+        <w:pStyle w:val="ListBullet"/>
+        <w:spacing w:line="240" w:lineRule="auto"/>
+        <w:ind w:left="720"/>
+      </w:pPr>
+      <w:r>
+        <w:rPr>
+          <w:lang w:val="hi_IN" w:bidi="hi_IN"/>
+        </w:rPr>
+      </w:r>
+      <w:r>
+        <w:rPr>
+          <w:lang w:val="hi_IN" w:bidi="hi_IN"/>
+        </w:rPr>
+        <w:t>मत्ती 12:42</w:t>
+      </w:r>
     </w:p>
     <w:p>
       <w:pPr>
@@ -6215,138 +5783,102 @@
           <w:lang w:val="hi_IN" w:bidi="hi_IN"/>
         </w:rPr>
       </w:r>
-      <w:hyperlink r:id="rId28">
-        <w:r>
-          <w:rPr>
-            <w:lang w:val="hi_IN" w:bidi="hi_IN"/>
-          </w:rPr>
-          <w:rPr>
-            <w:color w:val="0000EE"/>
-            <w:u w:val="single"/>
-          </w:rPr>
-          <w:t>1 इतिहास 27:27</w:t>
-        </w:r>
-      </w:hyperlink>
-    </w:p>
-    <w:p>
-      <w:pPr>
-        <w:pStyle w:val="ListBullet"/>
-        <w:spacing w:line="240" w:lineRule="auto"/>
-        <w:ind w:left="720"/>
-      </w:pPr>
-      <w:r>
-        <w:rPr>
-          <w:lang w:val="hi_IN" w:bidi="hi_IN"/>
-        </w:rPr>
-      </w:r>
-      <w:hyperlink r:id="rId73">
-        <w:r>
-          <w:rPr>
-            <w:lang w:val="hi_IN" w:bidi="hi_IN"/>
-          </w:rPr>
-          <w:rPr>
-            <w:color w:val="0000EE"/>
-            <w:u w:val="single"/>
-          </w:rPr>
-          <w:t>1 शमूएल 2:11</w:t>
-        </w:r>
-      </w:hyperlink>
-    </w:p>
-    <w:p>
-      <w:pPr>
-        <w:pStyle w:val="ListBullet"/>
-        <w:spacing w:line="240" w:lineRule="auto"/>
-        <w:ind w:left="720"/>
-      </w:pPr>
-      <w:r>
-        <w:rPr>
-          <w:lang w:val="hi_IN" w:bidi="hi_IN"/>
-        </w:rPr>
-      </w:r>
-      <w:hyperlink r:id="rId20">
-        <w:r>
-          <w:rPr>
-            <w:lang w:val="hi_IN" w:bidi="hi_IN"/>
-          </w:rPr>
-          <w:rPr>
-            <w:color w:val="0000EE"/>
-            <w:u w:val="single"/>
-          </w:rPr>
-          <w:t>2 इतिहास 16:1</w:t>
-        </w:r>
-      </w:hyperlink>
-    </w:p>
-    <w:p>
-      <w:pPr>
-        <w:pStyle w:val="ListBullet"/>
-        <w:spacing w:line="240" w:lineRule="auto"/>
-        <w:ind w:left="720"/>
-      </w:pPr>
-      <w:r>
-        <w:rPr>
-          <w:lang w:val="hi_IN" w:bidi="hi_IN"/>
-        </w:rPr>
-      </w:r>
-      <w:hyperlink r:id="rId74">
-        <w:r>
-          <w:rPr>
-            <w:lang w:val="hi_IN" w:bidi="hi_IN"/>
-          </w:rPr>
-          <w:rPr>
-            <w:color w:val="0000EE"/>
-            <w:u w:val="single"/>
-          </w:rPr>
-          <w:t>यिर्मयाह 31:15</w:t>
-        </w:r>
-      </w:hyperlink>
-    </w:p>
-    <w:p>
-      <w:pPr>
-        <w:pStyle w:val="ListBullet"/>
-        <w:spacing w:line="240" w:lineRule="auto"/>
-        <w:ind w:left="720"/>
-      </w:pPr>
-      <w:r>
-        <w:rPr>
-          <w:lang w:val="hi_IN" w:bidi="hi_IN"/>
-        </w:rPr>
-      </w:r>
-      <w:hyperlink r:id="rId75">
-        <w:r>
-          <w:rPr>
-            <w:lang w:val="hi_IN" w:bidi="hi_IN"/>
-          </w:rPr>
-          <w:rPr>
-            <w:color w:val="0000EE"/>
-            <w:u w:val="single"/>
-          </w:rPr>
-          <w:t>यहोशू 18:25–28</w:t>
-        </w:r>
-      </w:hyperlink>
-    </w:p>
-    <w:p>
-      <w:pPr>
-        <w:pStyle w:val="ListBullet"/>
-        <w:spacing w:line="240" w:lineRule="auto"/>
-        <w:ind w:left="720"/>
-      </w:pPr>
-      <w:r>
-        <w:rPr>
-          <w:lang w:val="hi_IN" w:bidi="hi_IN"/>
-        </w:rPr>
-      </w:r>
-      <w:hyperlink r:id="rId76">
-        <w:r>
-          <w:rPr>
-            <w:lang w:val="hi_IN" w:bidi="hi_IN"/>
-          </w:rPr>
-          <w:rPr>
-            <w:color w:val="0000EE"/>
-            <w:u w:val="single"/>
-          </w:rPr>
-          <w:t>मत्ती 02:17–18</w:t>
-        </w:r>
-      </w:hyperlink>
+      <w:r>
+        <w:rPr>
+          <w:lang w:val="hi_IN" w:bidi="hi_IN"/>
+        </w:rPr>
+        <w:t>1 इतिहास 27:27</w:t>
+      </w:r>
+    </w:p>
+    <w:p>
+      <w:pPr>
+        <w:pStyle w:val="ListBullet"/>
+        <w:spacing w:line="240" w:lineRule="auto"/>
+        <w:ind w:left="720"/>
+      </w:pPr>
+      <w:r>
+        <w:rPr>
+          <w:lang w:val="hi_IN" w:bidi="hi_IN"/>
+        </w:rPr>
+      </w:r>
+      <w:r>
+        <w:rPr>
+          <w:lang w:val="hi_IN" w:bidi="hi_IN"/>
+        </w:rPr>
+        <w:t>1 शमूएल 2:11</w:t>
+      </w:r>
+    </w:p>
+    <w:p>
+      <w:pPr>
+        <w:pStyle w:val="ListBullet"/>
+        <w:spacing w:line="240" w:lineRule="auto"/>
+        <w:ind w:left="720"/>
+      </w:pPr>
+      <w:r>
+        <w:rPr>
+          <w:lang w:val="hi_IN" w:bidi="hi_IN"/>
+        </w:rPr>
+      </w:r>
+      <w:r>
+        <w:rPr>
+          <w:lang w:val="hi_IN" w:bidi="hi_IN"/>
+        </w:rPr>
+        <w:t>2 इतिहास 16:1</w:t>
+      </w:r>
+    </w:p>
+    <w:p>
+      <w:pPr>
+        <w:pStyle w:val="ListBullet"/>
+        <w:spacing w:line="240" w:lineRule="auto"/>
+        <w:ind w:left="720"/>
+      </w:pPr>
+      <w:r>
+        <w:rPr>
+          <w:lang w:val="hi_IN" w:bidi="hi_IN"/>
+        </w:rPr>
+      </w:r>
+      <w:r>
+        <w:rPr>
+          <w:lang w:val="hi_IN" w:bidi="hi_IN"/>
+        </w:rPr>
+        <w:t>यिर्मयाह 31:15</w:t>
+      </w:r>
+    </w:p>
+    <w:p>
+      <w:pPr>
+        <w:pStyle w:val="ListBullet"/>
+        <w:spacing w:line="240" w:lineRule="auto"/>
+        <w:ind w:left="720"/>
+      </w:pPr>
+      <w:r>
+        <w:rPr>
+          <w:lang w:val="hi_IN" w:bidi="hi_IN"/>
+        </w:rPr>
+      </w:r>
+      <w:r>
+        <w:rPr>
+          <w:lang w:val="hi_IN" w:bidi="hi_IN"/>
+        </w:rPr>
+        <w:t>यहोशू 18:25–28</w:t>
+      </w:r>
+    </w:p>
+    <w:p>
+      <w:pPr>
+        <w:pStyle w:val="ListBullet"/>
+        <w:spacing w:line="240" w:lineRule="auto"/>
+        <w:ind w:left="720"/>
+      </w:pPr>
+      <w:r>
+        <w:rPr>
+          <w:lang w:val="hi_IN" w:bidi="hi_IN"/>
+        </w:rPr>
+      </w:r>
+      <w:r>
+        <w:rPr>
+          <w:lang w:val="hi_IN" w:bidi="hi_IN"/>
+        </w:rPr>
+        <w:t>मत्ती 02:17–18</w:t>
+      </w:r>
     </w:p>
     <w:p>
       <w:pPr>
@@ -6678,90 +6210,66 @@
           <w:lang w:val="hi_IN" w:bidi="hi_IN"/>
         </w:rPr>
       </w:r>
-      <w:hyperlink r:id="rId28">
-        <w:r>
-          <w:rPr>
-            <w:lang w:val="hi_IN" w:bidi="hi_IN"/>
-          </w:rPr>
-          <w:rPr>
-            <w:color w:val="0000EE"/>
-            <w:u w:val="single"/>
-          </w:rPr>
-          <w:t>1 इतिहास 06:71–73</w:t>
-        </w:r>
-      </w:hyperlink>
-    </w:p>
-    <w:p>
-      <w:pPr>
-        <w:pStyle w:val="ListBullet"/>
-        <w:spacing w:line="240" w:lineRule="auto"/>
-        <w:ind w:left="720"/>
-      </w:pPr>
-      <w:r>
-        <w:rPr>
-          <w:lang w:val="hi_IN" w:bidi="hi_IN"/>
-        </w:rPr>
-      </w:r>
-      <w:hyperlink r:id="rId19">
-        <w:r>
-          <w:rPr>
-            <w:lang w:val="hi_IN" w:bidi="hi_IN"/>
-          </w:rPr>
-          <w:rPr>
-            <w:color w:val="0000EE"/>
-            <w:u w:val="single"/>
-          </w:rPr>
-          <w:t>1 राजा 22:3–4</w:t>
-        </w:r>
-      </w:hyperlink>
-    </w:p>
-    <w:p>
-      <w:pPr>
-        <w:pStyle w:val="ListBullet"/>
-        <w:spacing w:line="240" w:lineRule="auto"/>
-        <w:ind w:left="720"/>
-      </w:pPr>
-      <w:r>
-        <w:rPr>
-          <w:lang w:val="hi_IN" w:bidi="hi_IN"/>
-        </w:rPr>
-      </w:r>
-      <w:hyperlink r:id="rId20">
-        <w:r>
-          <w:rPr>
-            <w:lang w:val="hi_IN" w:bidi="hi_IN"/>
-          </w:rPr>
-          <w:rPr>
-            <w:color w:val="0000EE"/>
-            <w:u w:val="single"/>
-          </w:rPr>
-          <w:t>2 इतिहास 18:1–3</w:t>
-        </w:r>
-      </w:hyperlink>
-    </w:p>
-    <w:p>
-      <w:pPr>
-        <w:pStyle w:val="ListBullet"/>
-        <w:spacing w:line="240" w:lineRule="auto"/>
-        <w:ind w:left="720"/>
-      </w:pPr>
-      <w:r>
-        <w:rPr>
-          <w:lang w:val="hi_IN" w:bidi="hi_IN"/>
-        </w:rPr>
-      </w:r>
-      <w:hyperlink r:id="rId54">
-        <w:r>
-          <w:rPr>
-            <w:lang w:val="hi_IN" w:bidi="hi_IN"/>
-          </w:rPr>
-          <w:rPr>
-            <w:color w:val="0000EE"/>
-            <w:u w:val="single"/>
-          </w:rPr>
-          <w:t>2 राजा 08:28–29</w:t>
-        </w:r>
-      </w:hyperlink>
+      <w:r>
+        <w:rPr>
+          <w:lang w:val="hi_IN" w:bidi="hi_IN"/>
+        </w:rPr>
+        <w:t>1 इतिहास 06:71–73</w:t>
+      </w:r>
+    </w:p>
+    <w:p>
+      <w:pPr>
+        <w:pStyle w:val="ListBullet"/>
+        <w:spacing w:line="240" w:lineRule="auto"/>
+        <w:ind w:left="720"/>
+      </w:pPr>
+      <w:r>
+        <w:rPr>
+          <w:lang w:val="hi_IN" w:bidi="hi_IN"/>
+        </w:rPr>
+      </w:r>
+      <w:r>
+        <w:rPr>
+          <w:lang w:val="hi_IN" w:bidi="hi_IN"/>
+        </w:rPr>
+        <w:t>1 राजा 22:3–4</w:t>
+      </w:r>
+    </w:p>
+    <w:p>
+      <w:pPr>
+        <w:pStyle w:val="ListBullet"/>
+        <w:spacing w:line="240" w:lineRule="auto"/>
+        <w:ind w:left="720"/>
+      </w:pPr>
+      <w:r>
+        <w:rPr>
+          <w:lang w:val="hi_IN" w:bidi="hi_IN"/>
+        </w:rPr>
+      </w:r>
+      <w:r>
+        <w:rPr>
+          <w:lang w:val="hi_IN" w:bidi="hi_IN"/>
+        </w:rPr>
+        <w:t>2 इतिहास 18:1–3</w:t>
+      </w:r>
+    </w:p>
+    <w:p>
+      <w:pPr>
+        <w:pStyle w:val="ListBullet"/>
+        <w:spacing w:line="240" w:lineRule="auto"/>
+        <w:ind w:left="720"/>
+      </w:pPr>
+      <w:r>
+        <w:rPr>
+          <w:lang w:val="hi_IN" w:bidi="hi_IN"/>
+        </w:rPr>
+      </w:r>
+      <w:r>
+        <w:rPr>
+          <w:lang w:val="hi_IN" w:bidi="hi_IN"/>
+        </w:rPr>
+        <w:t>2 राजा 08:28–29</w:t>
+      </w:r>
     </w:p>
     <w:p>
       <w:pPr>
@@ -6991,114 +6499,84 @@
           <w:lang w:val="hi_IN" w:bidi="hi_IN"/>
         </w:rPr>
       </w:r>
-      <w:hyperlink r:id="rId77">
-        <w:r>
-          <w:rPr>
-            <w:lang w:val="hi_IN" w:bidi="hi_IN"/>
-          </w:rPr>
-          <w:rPr>
-            <w:color w:val="0000EE"/>
-            <w:u w:val="single"/>
-          </w:rPr>
-          <w:t>इब्रानियों 11:29–31</w:t>
-        </w:r>
-      </w:hyperlink>
-    </w:p>
-    <w:p>
-      <w:pPr>
-        <w:pStyle w:val="ListBullet"/>
-        <w:spacing w:line="240" w:lineRule="auto"/>
-        <w:ind w:left="720"/>
-      </w:pPr>
-      <w:r>
-        <w:rPr>
-          <w:lang w:val="hi_IN" w:bidi="hi_IN"/>
-        </w:rPr>
-      </w:r>
-      <w:hyperlink r:id="rId78">
-        <w:r>
-          <w:rPr>
-            <w:lang w:val="hi_IN" w:bidi="hi_IN"/>
-          </w:rPr>
-          <w:rPr>
-            <w:color w:val="0000EE"/>
-            <w:u w:val="single"/>
-          </w:rPr>
-          <w:t>याकूब 2:25</w:t>
-        </w:r>
-      </w:hyperlink>
-    </w:p>
-    <w:p>
-      <w:pPr>
-        <w:pStyle w:val="ListBullet"/>
-        <w:spacing w:line="240" w:lineRule="auto"/>
-        <w:ind w:left="720"/>
-      </w:pPr>
-      <w:r>
-        <w:rPr>
-          <w:lang w:val="hi_IN" w:bidi="hi_IN"/>
-        </w:rPr>
-      </w:r>
-      <w:hyperlink r:id="rId79">
-        <w:r>
-          <w:rPr>
-            <w:lang w:val="hi_IN" w:bidi="hi_IN"/>
-          </w:rPr>
-          <w:rPr>
-            <w:color w:val="0000EE"/>
-            <w:u w:val="single"/>
-          </w:rPr>
-          <w:t>यहोशू 2:21</w:t>
-        </w:r>
-      </w:hyperlink>
-    </w:p>
-    <w:p>
-      <w:pPr>
-        <w:pStyle w:val="ListBullet"/>
-        <w:spacing w:line="240" w:lineRule="auto"/>
-        <w:ind w:left="720"/>
-      </w:pPr>
-      <w:r>
-        <w:rPr>
-          <w:lang w:val="hi_IN" w:bidi="hi_IN"/>
-        </w:rPr>
-      </w:r>
-      <w:hyperlink r:id="rId80">
-        <w:r>
-          <w:rPr>
-            <w:lang w:val="hi_IN" w:bidi="hi_IN"/>
-          </w:rPr>
-          <w:rPr>
-            <w:color w:val="0000EE"/>
-            <w:u w:val="single"/>
-          </w:rPr>
-          <w:t>यहोशू 6:17–19</w:t>
-        </w:r>
-      </w:hyperlink>
-    </w:p>
-    <w:p>
-      <w:pPr>
-        <w:pStyle w:val="ListBullet"/>
-        <w:spacing w:line="240" w:lineRule="auto"/>
-        <w:ind w:left="720"/>
-      </w:pPr>
-      <w:r>
-        <w:rPr>
-          <w:lang w:val="hi_IN" w:bidi="hi_IN"/>
-        </w:rPr>
-      </w:r>
-      <w:hyperlink r:id="rId81">
-        <w:r>
-          <w:rPr>
-            <w:lang w:val="hi_IN" w:bidi="hi_IN"/>
-          </w:rPr>
-          <w:rPr>
-            <w:color w:val="0000EE"/>
-            <w:u w:val="single"/>
-          </w:rPr>
-          <w:t>मत्ती 1:5</w:t>
-        </w:r>
-      </w:hyperlink>
+      <w:r>
+        <w:rPr>
+          <w:lang w:val="hi_IN" w:bidi="hi_IN"/>
+        </w:rPr>
+        <w:t>इब्रानियों 11:29–31</w:t>
+      </w:r>
+    </w:p>
+    <w:p>
+      <w:pPr>
+        <w:pStyle w:val="ListBullet"/>
+        <w:spacing w:line="240" w:lineRule="auto"/>
+        <w:ind w:left="720"/>
+      </w:pPr>
+      <w:r>
+        <w:rPr>
+          <w:lang w:val="hi_IN" w:bidi="hi_IN"/>
+        </w:rPr>
+      </w:r>
+      <w:r>
+        <w:rPr>
+          <w:lang w:val="hi_IN" w:bidi="hi_IN"/>
+        </w:rPr>
+        <w:t>याकूब 2:25</w:t>
+      </w:r>
+    </w:p>
+    <w:p>
+      <w:pPr>
+        <w:pStyle w:val="ListBullet"/>
+        <w:spacing w:line="240" w:lineRule="auto"/>
+        <w:ind w:left="720"/>
+      </w:pPr>
+      <w:r>
+        <w:rPr>
+          <w:lang w:val="hi_IN" w:bidi="hi_IN"/>
+        </w:rPr>
+      </w:r>
+      <w:r>
+        <w:rPr>
+          <w:lang w:val="hi_IN" w:bidi="hi_IN"/>
+        </w:rPr>
+        <w:t>यहोशू 2:21</w:t>
+      </w:r>
+    </w:p>
+    <w:p>
+      <w:pPr>
+        <w:pStyle w:val="ListBullet"/>
+        <w:spacing w:line="240" w:lineRule="auto"/>
+        <w:ind w:left="720"/>
+      </w:pPr>
+      <w:r>
+        <w:rPr>
+          <w:lang w:val="hi_IN" w:bidi="hi_IN"/>
+        </w:rPr>
+      </w:r>
+      <w:r>
+        <w:rPr>
+          <w:lang w:val="hi_IN" w:bidi="hi_IN"/>
+        </w:rPr>
+        <w:t>यहोशू 6:17–19</w:t>
+      </w:r>
+    </w:p>
+    <w:p>
+      <w:pPr>
+        <w:pStyle w:val="ListBullet"/>
+        <w:spacing w:line="240" w:lineRule="auto"/>
+        <w:ind w:left="720"/>
+      </w:pPr>
+      <w:r>
+        <w:rPr>
+          <w:lang w:val="hi_IN" w:bidi="hi_IN"/>
+        </w:rPr>
+      </w:r>
+      <w:r>
+        <w:rPr>
+          <w:lang w:val="hi_IN" w:bidi="hi_IN"/>
+        </w:rPr>
+        <w:t>मत्ती 1:5</w:t>
+      </w:r>
     </w:p>
     <w:p>
       <w:pPr>
@@ -7457,138 +6935,102 @@
           <w:lang w:val="hi_IN" w:bidi="hi_IN"/>
         </w:rPr>
       </w:r>
-      <w:hyperlink r:id="rId82">
-        <w:r>
-          <w:rPr>
-            <w:lang w:val="hi_IN" w:bidi="hi_IN"/>
-          </w:rPr>
-          <w:rPr>
-            <w:color w:val="0000EE"/>
-            <w:u w:val="single"/>
-          </w:rPr>
-          <w:t>उत्पत्ति 29:4–6</w:t>
-        </w:r>
-      </w:hyperlink>
-    </w:p>
-    <w:p>
-      <w:pPr>
-        <w:pStyle w:val="ListBullet"/>
-        <w:spacing w:line="240" w:lineRule="auto"/>
-        <w:ind w:left="720"/>
-      </w:pPr>
-      <w:r>
-        <w:rPr>
-          <w:lang w:val="hi_IN" w:bidi="hi_IN"/>
-        </w:rPr>
-      </w:r>
-      <w:hyperlink r:id="rId83">
-        <w:r>
-          <w:rPr>
-            <w:lang w:val="hi_IN" w:bidi="hi_IN"/>
-          </w:rPr>
-          <w:rPr>
-            <w:color w:val="0000EE"/>
-            <w:u w:val="single"/>
-          </w:rPr>
-          <w:t>उत्पत्ति 29:19–20</w:t>
-        </w:r>
-      </w:hyperlink>
-    </w:p>
-    <w:p>
-      <w:pPr>
-        <w:pStyle w:val="ListBullet"/>
-        <w:spacing w:line="240" w:lineRule="auto"/>
-        <w:ind w:left="720"/>
-      </w:pPr>
-      <w:r>
-        <w:rPr>
-          <w:lang w:val="hi_IN" w:bidi="hi_IN"/>
-        </w:rPr>
-      </w:r>
-      <w:hyperlink r:id="rId84">
-        <w:r>
-          <w:rPr>
-            <w:lang w:val="hi_IN" w:bidi="hi_IN"/>
-          </w:rPr>
-          <w:rPr>
-            <w:color w:val="0000EE"/>
-            <w:u w:val="single"/>
-          </w:rPr>
-          <w:t>उत्पत्ति 29:28–30</w:t>
-        </w:r>
-      </w:hyperlink>
-    </w:p>
-    <w:p>
-      <w:pPr>
-        <w:pStyle w:val="ListBullet"/>
-        <w:spacing w:line="240" w:lineRule="auto"/>
-        <w:ind w:left="720"/>
-      </w:pPr>
-      <w:r>
-        <w:rPr>
-          <w:lang w:val="hi_IN" w:bidi="hi_IN"/>
-        </w:rPr>
-      </w:r>
-      <w:hyperlink r:id="rId85">
-        <w:r>
-          <w:rPr>
-            <w:lang w:val="hi_IN" w:bidi="hi_IN"/>
-          </w:rPr>
-          <w:rPr>
-            <w:color w:val="0000EE"/>
-            <w:u w:val="single"/>
-          </w:rPr>
-          <w:t>उत्पत्ति 31:4–6</w:t>
-        </w:r>
-      </w:hyperlink>
-    </w:p>
-    <w:p>
-      <w:pPr>
-        <w:pStyle w:val="ListBullet"/>
-        <w:spacing w:line="240" w:lineRule="auto"/>
-        <w:ind w:left="720"/>
-      </w:pPr>
-      <w:r>
-        <w:rPr>
-          <w:lang w:val="hi_IN" w:bidi="hi_IN"/>
-        </w:rPr>
-      </w:r>
-      <w:hyperlink r:id="rId86">
-        <w:r>
-          <w:rPr>
-            <w:lang w:val="hi_IN" w:bidi="hi_IN"/>
-          </w:rPr>
-          <w:rPr>
-            <w:color w:val="0000EE"/>
-            <w:u w:val="single"/>
-          </w:rPr>
-          <w:t>उत्पत्ति 33:1–3</w:t>
-        </w:r>
-      </w:hyperlink>
-    </w:p>
-    <w:p>
-      <w:pPr>
-        <w:pStyle w:val="ListBullet"/>
-        <w:spacing w:line="240" w:lineRule="auto"/>
-        <w:ind w:left="720"/>
-      </w:pPr>
-      <w:r>
-        <w:rPr>
-          <w:lang w:val="hi_IN" w:bidi="hi_IN"/>
-        </w:rPr>
-      </w:r>
-      <w:hyperlink r:id="rId76">
-        <w:r>
-          <w:rPr>
-            <w:lang w:val="hi_IN" w:bidi="hi_IN"/>
-          </w:rPr>
-          <w:rPr>
-            <w:color w:val="0000EE"/>
-            <w:u w:val="single"/>
-          </w:rPr>
-          <w:t>मत्ती 02:17–18</w:t>
-        </w:r>
-      </w:hyperlink>
+      <w:r>
+        <w:rPr>
+          <w:lang w:val="hi_IN" w:bidi="hi_IN"/>
+        </w:rPr>
+        <w:t>उत्पत्ति 29:4–6</w:t>
+      </w:r>
+    </w:p>
+    <w:p>
+      <w:pPr>
+        <w:pStyle w:val="ListBullet"/>
+        <w:spacing w:line="240" w:lineRule="auto"/>
+        <w:ind w:left="720"/>
+      </w:pPr>
+      <w:r>
+        <w:rPr>
+          <w:lang w:val="hi_IN" w:bidi="hi_IN"/>
+        </w:rPr>
+      </w:r>
+      <w:r>
+        <w:rPr>
+          <w:lang w:val="hi_IN" w:bidi="hi_IN"/>
+        </w:rPr>
+        <w:t>उत्पत्ति 29:19–20</w:t>
+      </w:r>
+    </w:p>
+    <w:p>
+      <w:pPr>
+        <w:pStyle w:val="ListBullet"/>
+        <w:spacing w:line="240" w:lineRule="auto"/>
+        <w:ind w:left="720"/>
+      </w:pPr>
+      <w:r>
+        <w:rPr>
+          <w:lang w:val="hi_IN" w:bidi="hi_IN"/>
+        </w:rPr>
+      </w:r>
+      <w:r>
+        <w:rPr>
+          <w:lang w:val="hi_IN" w:bidi="hi_IN"/>
+        </w:rPr>
+        <w:t>उत्पत्ति 29:28–30</w:t>
+      </w:r>
+    </w:p>
+    <w:p>
+      <w:pPr>
+        <w:pStyle w:val="ListBullet"/>
+        <w:spacing w:line="240" w:lineRule="auto"/>
+        <w:ind w:left="720"/>
+      </w:pPr>
+      <w:r>
+        <w:rPr>
+          <w:lang w:val="hi_IN" w:bidi="hi_IN"/>
+        </w:rPr>
+      </w:r>
+      <w:r>
+        <w:rPr>
+          <w:lang w:val="hi_IN" w:bidi="hi_IN"/>
+        </w:rPr>
+        <w:t>उत्पत्ति 31:4–6</w:t>
+      </w:r>
+    </w:p>
+    <w:p>
+      <w:pPr>
+        <w:pStyle w:val="ListBullet"/>
+        <w:spacing w:line="240" w:lineRule="auto"/>
+        <w:ind w:left="720"/>
+      </w:pPr>
+      <w:r>
+        <w:rPr>
+          <w:lang w:val="hi_IN" w:bidi="hi_IN"/>
+        </w:rPr>
+      </w:r>
+      <w:r>
+        <w:rPr>
+          <w:lang w:val="hi_IN" w:bidi="hi_IN"/>
+        </w:rPr>
+        <w:t>उत्पत्ति 33:1–3</w:t>
+      </w:r>
+    </w:p>
+    <w:p>
+      <w:pPr>
+        <w:pStyle w:val="ListBullet"/>
+        <w:spacing w:line="240" w:lineRule="auto"/>
+        <w:ind w:left="720"/>
+      </w:pPr>
+      <w:r>
+        <w:rPr>
+          <w:lang w:val="hi_IN" w:bidi="hi_IN"/>
+        </w:rPr>
+      </w:r>
+      <w:r>
+        <w:rPr>
+          <w:lang w:val="hi_IN" w:bidi="hi_IN"/>
+        </w:rPr>
+        <w:t>मत्ती 02:17–18</w:t>
+      </w:r>
     </w:p>
     <w:p>
       <w:pPr>
@@ -7866,138 +7308,102 @@
           <w:lang w:val="hi_IN" w:bidi="hi_IN"/>
         </w:rPr>
       </w:r>
-      <w:hyperlink r:id="rId87">
-        <w:r>
-          <w:rPr>
-            <w:lang w:val="hi_IN" w:bidi="hi_IN"/>
-          </w:rPr>
-          <w:rPr>
-            <w:color w:val="0000EE"/>
-            <w:u w:val="single"/>
-          </w:rPr>
-          <w:t>उत्पत्ति 24:15–16</w:t>
-        </w:r>
-      </w:hyperlink>
-    </w:p>
-    <w:p>
-      <w:pPr>
-        <w:pStyle w:val="ListBullet"/>
-        <w:spacing w:line="240" w:lineRule="auto"/>
-        <w:ind w:left="720"/>
-      </w:pPr>
-      <w:r>
-        <w:rPr>
-          <w:lang w:val="hi_IN" w:bidi="hi_IN"/>
-        </w:rPr>
-      </w:r>
-      <w:hyperlink r:id="rId88">
-        <w:r>
-          <w:rPr>
-            <w:lang w:val="hi_IN" w:bidi="hi_IN"/>
-          </w:rPr>
-          <w:rPr>
-            <w:color w:val="0000EE"/>
-            <w:u w:val="single"/>
-          </w:rPr>
-          <w:t>उत्पत्ति 24:45–46</w:t>
-        </w:r>
-      </w:hyperlink>
-    </w:p>
-    <w:p>
-      <w:pPr>
-        <w:pStyle w:val="ListBullet"/>
-        <w:spacing w:line="240" w:lineRule="auto"/>
-        <w:ind w:left="720"/>
-      </w:pPr>
-      <w:r>
-        <w:rPr>
-          <w:lang w:val="hi_IN" w:bidi="hi_IN"/>
-        </w:rPr>
-      </w:r>
-      <w:hyperlink r:id="rId89">
-        <w:r>
-          <w:rPr>
-            <w:lang w:val="hi_IN" w:bidi="hi_IN"/>
-          </w:rPr>
-          <w:rPr>
-            <w:color w:val="0000EE"/>
-            <w:u w:val="single"/>
-          </w:rPr>
-          <w:t>उत्पत्ति 24:56–58</w:t>
-        </w:r>
-      </w:hyperlink>
-    </w:p>
-    <w:p>
-      <w:pPr>
-        <w:pStyle w:val="ListBullet"/>
-        <w:spacing w:line="240" w:lineRule="auto"/>
-        <w:ind w:left="720"/>
-      </w:pPr>
-      <w:r>
-        <w:rPr>
-          <w:lang w:val="hi_IN" w:bidi="hi_IN"/>
-        </w:rPr>
-      </w:r>
-      <w:hyperlink r:id="rId90">
-        <w:r>
-          <w:rPr>
-            <w:lang w:val="hi_IN" w:bidi="hi_IN"/>
-          </w:rPr>
-          <w:rPr>
-            <w:color w:val="0000EE"/>
-            <w:u w:val="single"/>
-          </w:rPr>
-          <w:t>उत्पत्ति 24:63–65</w:t>
-        </w:r>
-      </w:hyperlink>
-    </w:p>
-    <w:p>
-      <w:pPr>
-        <w:pStyle w:val="ListBullet"/>
-        <w:spacing w:line="240" w:lineRule="auto"/>
-        <w:ind w:left="720"/>
-      </w:pPr>
-      <w:r>
-        <w:rPr>
-          <w:lang w:val="hi_IN" w:bidi="hi_IN"/>
-        </w:rPr>
-      </w:r>
-      <w:hyperlink r:id="rId91">
-        <w:r>
-          <w:rPr>
-            <w:lang w:val="hi_IN" w:bidi="hi_IN"/>
-          </w:rPr>
-          <w:rPr>
-            <w:color w:val="0000EE"/>
-            <w:u w:val="single"/>
-          </w:rPr>
-          <w:t>उत्पत्ति 25:27–28</w:t>
-        </w:r>
-      </w:hyperlink>
-    </w:p>
-    <w:p>
-      <w:pPr>
-        <w:pStyle w:val="ListBullet"/>
-        <w:spacing w:line="240" w:lineRule="auto"/>
-        <w:ind w:left="720"/>
-      </w:pPr>
-      <w:r>
-        <w:rPr>
-          <w:lang w:val="hi_IN" w:bidi="hi_IN"/>
-        </w:rPr>
-      </w:r>
-      <w:hyperlink r:id="rId92">
-        <w:r>
-          <w:rPr>
-            <w:lang w:val="hi_IN" w:bidi="hi_IN"/>
-          </w:rPr>
-          <w:rPr>
-            <w:color w:val="0000EE"/>
-            <w:u w:val="single"/>
-          </w:rPr>
-          <w:t>उत्पत्ति 26:6–8</w:t>
-        </w:r>
-      </w:hyperlink>
+      <w:r>
+        <w:rPr>
+          <w:lang w:val="hi_IN" w:bidi="hi_IN"/>
+        </w:rPr>
+        <w:t>उत्पत्ति 24:15–16</w:t>
+      </w:r>
+    </w:p>
+    <w:p>
+      <w:pPr>
+        <w:pStyle w:val="ListBullet"/>
+        <w:spacing w:line="240" w:lineRule="auto"/>
+        <w:ind w:left="720"/>
+      </w:pPr>
+      <w:r>
+        <w:rPr>
+          <w:lang w:val="hi_IN" w:bidi="hi_IN"/>
+        </w:rPr>
+      </w:r>
+      <w:r>
+        <w:rPr>
+          <w:lang w:val="hi_IN" w:bidi="hi_IN"/>
+        </w:rPr>
+        <w:t>उत्पत्ति 24:45–46</w:t>
+      </w:r>
+    </w:p>
+    <w:p>
+      <w:pPr>
+        <w:pStyle w:val="ListBullet"/>
+        <w:spacing w:line="240" w:lineRule="auto"/>
+        <w:ind w:left="720"/>
+      </w:pPr>
+      <w:r>
+        <w:rPr>
+          <w:lang w:val="hi_IN" w:bidi="hi_IN"/>
+        </w:rPr>
+      </w:r>
+      <w:r>
+        <w:rPr>
+          <w:lang w:val="hi_IN" w:bidi="hi_IN"/>
+        </w:rPr>
+        <w:t>उत्पत्ति 24:56–58</w:t>
+      </w:r>
+    </w:p>
+    <w:p>
+      <w:pPr>
+        <w:pStyle w:val="ListBullet"/>
+        <w:spacing w:line="240" w:lineRule="auto"/>
+        <w:ind w:left="720"/>
+      </w:pPr>
+      <w:r>
+        <w:rPr>
+          <w:lang w:val="hi_IN" w:bidi="hi_IN"/>
+        </w:rPr>
+      </w:r>
+      <w:r>
+        <w:rPr>
+          <w:lang w:val="hi_IN" w:bidi="hi_IN"/>
+        </w:rPr>
+        <w:t>उत्पत्ति 24:63–65</w:t>
+      </w:r>
+    </w:p>
+    <w:p>
+      <w:pPr>
+        <w:pStyle w:val="ListBullet"/>
+        <w:spacing w:line="240" w:lineRule="auto"/>
+        <w:ind w:left="720"/>
+      </w:pPr>
+      <w:r>
+        <w:rPr>
+          <w:lang w:val="hi_IN" w:bidi="hi_IN"/>
+        </w:rPr>
+      </w:r>
+      <w:r>
+        <w:rPr>
+          <w:lang w:val="hi_IN" w:bidi="hi_IN"/>
+        </w:rPr>
+        <w:t>उत्पत्ति 25:27–28</w:t>
+      </w:r>
+    </w:p>
+    <w:p>
+      <w:pPr>
+        <w:pStyle w:val="ListBullet"/>
+        <w:spacing w:line="240" w:lineRule="auto"/>
+        <w:ind w:left="720"/>
+      </w:pPr>
+      <w:r>
+        <w:rPr>
+          <w:lang w:val="hi_IN" w:bidi="hi_IN"/>
+        </w:rPr>
+      </w:r>
+      <w:r>
+        <w:rPr>
+          <w:lang w:val="hi_IN" w:bidi="hi_IN"/>
+        </w:rPr>
+        <w:t>उत्पत्ति 26:6–8</w:t>
+      </w:r>
     </w:p>
     <w:p>
       <w:pPr>
@@ -8468,90 +7874,66 @@
           <w:lang w:val="hi_IN" w:bidi="hi_IN"/>
         </w:rPr>
       </w:r>
-      <w:hyperlink r:id="rId54">
-        <w:r>
-          <w:rPr>
-            <w:lang w:val="hi_IN" w:bidi="hi_IN"/>
-          </w:rPr>
-          <w:rPr>
-            <w:color w:val="0000EE"/>
-            <w:u w:val="single"/>
-          </w:rPr>
-          <w:t>2 राजा 05:17–19</w:t>
-        </w:r>
-      </w:hyperlink>
-    </w:p>
-    <w:p>
-      <w:pPr>
-        <w:pStyle w:val="ListBullet"/>
-        <w:spacing w:line="240" w:lineRule="auto"/>
-        <w:ind w:left="720"/>
-      </w:pPr>
-      <w:r>
-        <w:rPr>
-          <w:lang w:val="hi_IN" w:bidi="hi_IN"/>
-        </w:rPr>
-      </w:r>
-      <w:hyperlink r:id="rId13">
-        <w:r>
-          <w:rPr>
-            <w:lang w:val="hi_IN" w:bidi="hi_IN"/>
-          </w:rPr>
-          <w:rPr>
-            <w:color w:val="0000EE"/>
-            <w:u w:val="single"/>
-          </w:rPr>
-          <w:t>2 शमूएल 04:5–7</w:t>
-        </w:r>
-      </w:hyperlink>
-    </w:p>
-    <w:p>
-      <w:pPr>
-        <w:pStyle w:val="ListBullet"/>
-        <w:spacing w:line="240" w:lineRule="auto"/>
-        <w:ind w:left="720"/>
-      </w:pPr>
-      <w:r>
-        <w:rPr>
-          <w:lang w:val="hi_IN" w:bidi="hi_IN"/>
-        </w:rPr>
-      </w:r>
-      <w:hyperlink r:id="rId93">
-        <w:r>
-          <w:rPr>
-            <w:lang w:val="hi_IN" w:bidi="hi_IN"/>
-          </w:rPr>
-          <w:rPr>
-            <w:color w:val="0000EE"/>
-            <w:u w:val="single"/>
-          </w:rPr>
-          <w:t>न्यायियों 20:45–46</w:t>
-        </w:r>
-      </w:hyperlink>
-    </w:p>
-    <w:p>
-      <w:pPr>
-        <w:pStyle w:val="ListBullet"/>
-        <w:spacing w:line="240" w:lineRule="auto"/>
-        <w:ind w:left="720"/>
-      </w:pPr>
-      <w:r>
-        <w:rPr>
-          <w:lang w:val="hi_IN" w:bidi="hi_IN"/>
-        </w:rPr>
-      </w:r>
-      <w:hyperlink r:id="rId94">
-        <w:r>
-          <w:rPr>
-            <w:lang w:val="hi_IN" w:bidi="hi_IN"/>
-          </w:rPr>
-          <w:rPr>
-            <w:color w:val="0000EE"/>
-            <w:u w:val="single"/>
-          </w:rPr>
-          <w:t>न्यायियों 21:13–15</w:t>
-        </w:r>
-      </w:hyperlink>
+      <w:r>
+        <w:rPr>
+          <w:lang w:val="hi_IN" w:bidi="hi_IN"/>
+        </w:rPr>
+        <w:t>2 राजा 05:17–19</w:t>
+      </w:r>
+    </w:p>
+    <w:p>
+      <w:pPr>
+        <w:pStyle w:val="ListBullet"/>
+        <w:spacing w:line="240" w:lineRule="auto"/>
+        <w:ind w:left="720"/>
+      </w:pPr>
+      <w:r>
+        <w:rPr>
+          <w:lang w:val="hi_IN" w:bidi="hi_IN"/>
+        </w:rPr>
+      </w:r>
+      <w:r>
+        <w:rPr>
+          <w:lang w:val="hi_IN" w:bidi="hi_IN"/>
+        </w:rPr>
+        <w:t>2 शमूएल 04:5–7</w:t>
+      </w:r>
+    </w:p>
+    <w:p>
+      <w:pPr>
+        <w:pStyle w:val="ListBullet"/>
+        <w:spacing w:line="240" w:lineRule="auto"/>
+        <w:ind w:left="720"/>
+      </w:pPr>
+      <w:r>
+        <w:rPr>
+          <w:lang w:val="hi_IN" w:bidi="hi_IN"/>
+        </w:rPr>
+      </w:r>
+      <w:r>
+        <w:rPr>
+          <w:lang w:val="hi_IN" w:bidi="hi_IN"/>
+        </w:rPr>
+        <w:t>न्यायियों 20:45–46</w:t>
+      </w:r>
+    </w:p>
+    <w:p>
+      <w:pPr>
+        <w:pStyle w:val="ListBullet"/>
+        <w:spacing w:line="240" w:lineRule="auto"/>
+        <w:ind w:left="720"/>
+      </w:pPr>
+      <w:r>
+        <w:rPr>
+          <w:lang w:val="hi_IN" w:bidi="hi_IN"/>
+        </w:rPr>
+      </w:r>
+      <w:r>
+        <w:rPr>
+          <w:lang w:val="hi_IN" w:bidi="hi_IN"/>
+        </w:rPr>
+        <w:t>न्यायियों 21:13–15</w:t>
+      </w:r>
     </w:p>
     <w:p>
       <w:pPr>
@@ -8998,90 +8380,66 @@
           <w:lang w:val="hi_IN" w:bidi="hi_IN"/>
         </w:rPr>
       </w:r>
-      <w:hyperlink r:id="rId95">
-        <w:r>
-          <w:rPr>
-            <w:lang w:val="hi_IN" w:bidi="hi_IN"/>
-          </w:rPr>
-          <w:rPr>
-            <w:color w:val="0000EE"/>
-            <w:u w:val="single"/>
-          </w:rPr>
-          <w:t>मत्ती 01:4–6</w:t>
-        </w:r>
-      </w:hyperlink>
-    </w:p>
-    <w:p>
-      <w:pPr>
-        <w:pStyle w:val="ListBullet"/>
-        <w:spacing w:line="240" w:lineRule="auto"/>
-        <w:ind w:left="720"/>
-      </w:pPr>
-      <w:r>
-        <w:rPr>
-          <w:lang w:val="hi_IN" w:bidi="hi_IN"/>
-        </w:rPr>
-      </w:r>
-      <w:hyperlink r:id="rId96">
-        <w:r>
-          <w:rPr>
-            <w:lang w:val="hi_IN" w:bidi="hi_IN"/>
-          </w:rPr>
-          <w:rPr>
-            <w:color w:val="0000EE"/>
-            <w:u w:val="single"/>
-          </w:rPr>
-          <w:t>रूत 01:3–5</w:t>
-        </w:r>
-      </w:hyperlink>
-    </w:p>
-    <w:p>
-      <w:pPr>
-        <w:pStyle w:val="ListBullet"/>
-        <w:spacing w:line="240" w:lineRule="auto"/>
-        <w:ind w:left="720"/>
-      </w:pPr>
-      <w:r>
-        <w:rPr>
-          <w:lang w:val="hi_IN" w:bidi="hi_IN"/>
-        </w:rPr>
-      </w:r>
-      <w:hyperlink r:id="rId97">
-        <w:r>
-          <w:rPr>
-            <w:lang w:val="hi_IN" w:bidi="hi_IN"/>
-          </w:rPr>
-          <w:rPr>
-            <w:color w:val="0000EE"/>
-            <w:u w:val="single"/>
-          </w:rPr>
-          <w:t>रूत 03:8–9</w:t>
-        </w:r>
-      </w:hyperlink>
-    </w:p>
-    <w:p>
-      <w:pPr>
-        <w:pStyle w:val="ListBullet"/>
-        <w:spacing w:line="240" w:lineRule="auto"/>
-        <w:ind w:left="720"/>
-      </w:pPr>
-      <w:r>
-        <w:rPr>
-          <w:lang w:val="hi_IN" w:bidi="hi_IN"/>
-        </w:rPr>
-      </w:r>
-      <w:hyperlink r:id="rId98">
-        <w:r>
-          <w:rPr>
-            <w:lang w:val="hi_IN" w:bidi="hi_IN"/>
-          </w:rPr>
-          <w:rPr>
-            <w:color w:val="0000EE"/>
-            <w:u w:val="single"/>
-          </w:rPr>
-          <w:t>रूत 04:5–6</w:t>
-        </w:r>
-      </w:hyperlink>
+      <w:r>
+        <w:rPr>
+          <w:lang w:val="hi_IN" w:bidi="hi_IN"/>
+        </w:rPr>
+        <w:t>मत्ती 01:4–6</w:t>
+      </w:r>
+    </w:p>
+    <w:p>
+      <w:pPr>
+        <w:pStyle w:val="ListBullet"/>
+        <w:spacing w:line="240" w:lineRule="auto"/>
+        <w:ind w:left="720"/>
+      </w:pPr>
+      <w:r>
+        <w:rPr>
+          <w:lang w:val="hi_IN" w:bidi="hi_IN"/>
+        </w:rPr>
+      </w:r>
+      <w:r>
+        <w:rPr>
+          <w:lang w:val="hi_IN" w:bidi="hi_IN"/>
+        </w:rPr>
+        <w:t>रूत 01:3–5</w:t>
+      </w:r>
+    </w:p>
+    <w:p>
+      <w:pPr>
+        <w:pStyle w:val="ListBullet"/>
+        <w:spacing w:line="240" w:lineRule="auto"/>
+        <w:ind w:left="720"/>
+      </w:pPr>
+      <w:r>
+        <w:rPr>
+          <w:lang w:val="hi_IN" w:bidi="hi_IN"/>
+        </w:rPr>
+      </w:r>
+      <w:r>
+        <w:rPr>
+          <w:lang w:val="hi_IN" w:bidi="hi_IN"/>
+        </w:rPr>
+        <w:t>रूत 03:8–9</w:t>
+      </w:r>
+    </w:p>
+    <w:p>
+      <w:pPr>
+        <w:pStyle w:val="ListBullet"/>
+        <w:spacing w:line="240" w:lineRule="auto"/>
+        <w:ind w:left="720"/>
+      </w:pPr>
+      <w:r>
+        <w:rPr>
+          <w:lang w:val="hi_IN" w:bidi="hi_IN"/>
+        </w:rPr>
+      </w:r>
+      <w:r>
+        <w:rPr>
+          <w:lang w:val="hi_IN" w:bidi="hi_IN"/>
+        </w:rPr>
+        <w:t>रूत 04:5–6</w:t>
+      </w:r>
     </w:p>
     <w:p>
       <w:pPr>
@@ -9323,90 +8681,66 @@
           <w:lang w:val="hi_IN" w:bidi="hi_IN"/>
         </w:rPr>
       </w:r>
-      <w:hyperlink r:id="rId99">
-        <w:r>
-          <w:rPr>
-            <w:lang w:val="hi_IN" w:bidi="hi_IN"/>
-          </w:rPr>
-          <w:rPr>
-            <w:color w:val="0000EE"/>
-            <w:u w:val="single"/>
-          </w:rPr>
-          <w:t>उत्पत्ति 29:31–32</w:t>
-        </w:r>
-      </w:hyperlink>
-    </w:p>
-    <w:p>
-      <w:pPr>
-        <w:pStyle w:val="ListBullet"/>
-        <w:spacing w:line="240" w:lineRule="auto"/>
-        <w:ind w:left="720"/>
-      </w:pPr>
-      <w:r>
-        <w:rPr>
-          <w:lang w:val="hi_IN" w:bidi="hi_IN"/>
-        </w:rPr>
-      </w:r>
-      <w:hyperlink r:id="rId16">
-        <w:r>
-          <w:rPr>
-            <w:lang w:val="hi_IN" w:bidi="hi_IN"/>
-          </w:rPr>
-          <w:rPr>
-            <w:color w:val="0000EE"/>
-            <w:u w:val="single"/>
-          </w:rPr>
-          <w:t>उत्पत्ति 35:21–22</w:t>
-        </w:r>
-      </w:hyperlink>
-    </w:p>
-    <w:p>
-      <w:pPr>
-        <w:pStyle w:val="ListBullet"/>
-        <w:spacing w:line="240" w:lineRule="auto"/>
-        <w:ind w:left="720"/>
-      </w:pPr>
-      <w:r>
-        <w:rPr>
-          <w:lang w:val="hi_IN" w:bidi="hi_IN"/>
-        </w:rPr>
-      </w:r>
-      <w:hyperlink r:id="rId100">
-        <w:r>
-          <w:rPr>
-            <w:lang w:val="hi_IN" w:bidi="hi_IN"/>
-          </w:rPr>
-          <w:rPr>
-            <w:color w:val="0000EE"/>
-            <w:u w:val="single"/>
-          </w:rPr>
-          <w:t>उत्पत्ति 42:21–22</w:t>
-        </w:r>
-      </w:hyperlink>
-    </w:p>
-    <w:p>
-      <w:pPr>
-        <w:pStyle w:val="ListBullet"/>
-        <w:spacing w:line="240" w:lineRule="auto"/>
-        <w:ind w:left="720"/>
-      </w:pPr>
-      <w:r>
-        <w:rPr>
-          <w:lang w:val="hi_IN" w:bidi="hi_IN"/>
-        </w:rPr>
-      </w:r>
-      <w:hyperlink r:id="rId101">
-        <w:r>
-          <w:rPr>
-            <w:lang w:val="hi_IN" w:bidi="hi_IN"/>
-          </w:rPr>
-          <w:rPr>
-            <w:color w:val="0000EE"/>
-            <w:u w:val="single"/>
-          </w:rPr>
-          <w:t>उत्पत्ति 42:37–38</w:t>
-        </w:r>
-      </w:hyperlink>
+      <w:r>
+        <w:rPr>
+          <w:lang w:val="hi_IN" w:bidi="hi_IN"/>
+        </w:rPr>
+        <w:t>उत्पत्ति 29:31–32</w:t>
+      </w:r>
+    </w:p>
+    <w:p>
+      <w:pPr>
+        <w:pStyle w:val="ListBullet"/>
+        <w:spacing w:line="240" w:lineRule="auto"/>
+        <w:ind w:left="720"/>
+      </w:pPr>
+      <w:r>
+        <w:rPr>
+          <w:lang w:val="hi_IN" w:bidi="hi_IN"/>
+        </w:rPr>
+      </w:r>
+      <w:r>
+        <w:rPr>
+          <w:lang w:val="hi_IN" w:bidi="hi_IN"/>
+        </w:rPr>
+        <w:t>उत्पत्ति 35:21–22</w:t>
+      </w:r>
+    </w:p>
+    <w:p>
+      <w:pPr>
+        <w:pStyle w:val="ListBullet"/>
+        <w:spacing w:line="240" w:lineRule="auto"/>
+        <w:ind w:left="720"/>
+      </w:pPr>
+      <w:r>
+        <w:rPr>
+          <w:lang w:val="hi_IN" w:bidi="hi_IN"/>
+        </w:rPr>
+      </w:r>
+      <w:r>
+        <w:rPr>
+          <w:lang w:val="hi_IN" w:bidi="hi_IN"/>
+        </w:rPr>
+        <w:t>उत्पत्ति 42:21–22</w:t>
+      </w:r>
+    </w:p>
+    <w:p>
+      <w:pPr>
+        <w:pStyle w:val="ListBullet"/>
+        <w:spacing w:line="240" w:lineRule="auto"/>
+        <w:ind w:left="720"/>
+      </w:pPr>
+      <w:r>
+        <w:rPr>
+          <w:lang w:val="hi_IN" w:bidi="hi_IN"/>
+        </w:rPr>
+      </w:r>
+      <w:r>
+        <w:rPr>
+          <w:lang w:val="hi_IN" w:bidi="hi_IN"/>
+        </w:rPr>
+        <w:t>उत्पत्ति 42:37–38</w:t>
+      </w:r>
     </w:p>
     <w:p>
       <w:pPr>
@@ -9658,90 +8992,66 @@
           <w:lang w:val="hi_IN" w:bidi="hi_IN"/>
         </w:rPr>
       </w:r>
-      <w:hyperlink r:id="rId102">
-        <w:r>
-          <w:rPr>
-            <w:lang w:val="hi_IN" w:bidi="hi_IN"/>
-          </w:rPr>
-          <w:rPr>
-            <w:color w:val="0000EE"/>
-            <w:u w:val="single"/>
-          </w:rPr>
-          <w:t>2 कुरिन्थियों 05:4–5</w:t>
-        </w:r>
-      </w:hyperlink>
-    </w:p>
-    <w:p>
-      <w:pPr>
-        <w:pStyle w:val="ListBullet"/>
-        <w:spacing w:line="240" w:lineRule="auto"/>
-        <w:ind w:left="720"/>
-      </w:pPr>
-      <w:r>
-        <w:rPr>
-          <w:lang w:val="hi_IN" w:bidi="hi_IN"/>
-        </w:rPr>
-      </w:r>
-      <w:hyperlink r:id="rId103">
-        <w:r>
-          <w:rPr>
-            <w:lang w:val="hi_IN" w:bidi="hi_IN"/>
-          </w:rPr>
-          <w:rPr>
-            <w:color w:val="0000EE"/>
-            <w:u w:val="single"/>
-          </w:rPr>
-          <w:t>निर्गमन 22:25–27</w:t>
-        </w:r>
-      </w:hyperlink>
-    </w:p>
-    <w:p>
-      <w:pPr>
-        <w:pStyle w:val="ListBullet"/>
-        <w:spacing w:line="240" w:lineRule="auto"/>
-        <w:ind w:left="720"/>
-      </w:pPr>
-      <w:r>
-        <w:rPr>
-          <w:lang w:val="hi_IN" w:bidi="hi_IN"/>
-        </w:rPr>
-      </w:r>
-      <w:hyperlink r:id="rId104">
-        <w:r>
-          <w:rPr>
-            <w:lang w:val="hi_IN" w:bidi="hi_IN"/>
-          </w:rPr>
-          <w:rPr>
-            <w:color w:val="0000EE"/>
-            <w:u w:val="single"/>
-          </w:rPr>
-          <w:t>उत्पत्ति 38:17–18</w:t>
-        </w:r>
-      </w:hyperlink>
-    </w:p>
-    <w:p>
-      <w:pPr>
-        <w:pStyle w:val="ListBullet"/>
-        <w:spacing w:line="240" w:lineRule="auto"/>
-        <w:ind w:left="720"/>
-      </w:pPr>
-      <w:r>
-        <w:rPr>
-          <w:lang w:val="hi_IN" w:bidi="hi_IN"/>
-        </w:rPr>
-      </w:r>
-      <w:hyperlink r:id="rId105">
-        <w:r>
-          <w:rPr>
-            <w:lang w:val="hi_IN" w:bidi="hi_IN"/>
-          </w:rPr>
-          <w:rPr>
-            <w:color w:val="0000EE"/>
-            <w:u w:val="single"/>
-          </w:rPr>
-          <w:t>नहेमायाह 10:28–29</w:t>
-        </w:r>
-      </w:hyperlink>
+      <w:r>
+        <w:rPr>
+          <w:lang w:val="hi_IN" w:bidi="hi_IN"/>
+        </w:rPr>
+        <w:t>2 कुरिन्थियों 05:4–5</w:t>
+      </w:r>
+    </w:p>
+    <w:p>
+      <w:pPr>
+        <w:pStyle w:val="ListBullet"/>
+        <w:spacing w:line="240" w:lineRule="auto"/>
+        <w:ind w:left="720"/>
+      </w:pPr>
+      <w:r>
+        <w:rPr>
+          <w:lang w:val="hi_IN" w:bidi="hi_IN"/>
+        </w:rPr>
+      </w:r>
+      <w:r>
+        <w:rPr>
+          <w:lang w:val="hi_IN" w:bidi="hi_IN"/>
+        </w:rPr>
+        <w:t>निर्गमन 22:25–27</w:t>
+      </w:r>
+    </w:p>
+    <w:p>
+      <w:pPr>
+        <w:pStyle w:val="ListBullet"/>
+        <w:spacing w:line="240" w:lineRule="auto"/>
+        <w:ind w:left="720"/>
+      </w:pPr>
+      <w:r>
+        <w:rPr>
+          <w:lang w:val="hi_IN" w:bidi="hi_IN"/>
+        </w:rPr>
+      </w:r>
+      <w:r>
+        <w:rPr>
+          <w:lang w:val="hi_IN" w:bidi="hi_IN"/>
+        </w:rPr>
+        <w:t>उत्पत्ति 38:17–18</w:t>
+      </w:r>
+    </w:p>
+    <w:p>
+      <w:pPr>
+        <w:pStyle w:val="ListBullet"/>
+        <w:spacing w:line="240" w:lineRule="auto"/>
+        <w:ind w:left="720"/>
+      </w:pPr>
+      <w:r>
+        <w:rPr>
+          <w:lang w:val="hi_IN" w:bidi="hi_IN"/>
+        </w:rPr>
+      </w:r>
+      <w:r>
+        <w:rPr>
+          <w:lang w:val="hi_IN" w:bidi="hi_IN"/>
+        </w:rPr>
+        <w:t>नहेमायाह 10:28–29</w:t>
+      </w:r>
     </w:p>
     <w:p>
       <w:pPr>
@@ -10017,162 +9327,120 @@
           <w:lang w:val="hi_IN" w:bidi="hi_IN"/>
         </w:rPr>
       </w:r>
-      <w:hyperlink r:id="rId106">
-        <w:r>
-          <w:rPr>
-            <w:lang w:val="hi_IN" w:bidi="hi_IN"/>
-          </w:rPr>
-          <w:rPr>
-            <w:color w:val="0000EE"/>
-            <w:u w:val="single"/>
-          </w:rPr>
-          <w:t>प्रे.का. 02:46–47</w:t>
-        </w:r>
-      </w:hyperlink>
-    </w:p>
-    <w:p>
-      <w:pPr>
-        <w:pStyle w:val="ListBullet"/>
-        <w:spacing w:line="240" w:lineRule="auto"/>
-        <w:ind w:left="720"/>
-      </w:pPr>
-      <w:r>
-        <w:rPr>
-          <w:lang w:val="hi_IN" w:bidi="hi_IN"/>
-        </w:rPr>
-      </w:r>
-      <w:hyperlink r:id="rId107">
-        <w:r>
-          <w:rPr>
-            <w:lang w:val="hi_IN" w:bidi="hi_IN"/>
-          </w:rPr>
-          <w:rPr>
-            <w:color w:val="0000EE"/>
-            <w:u w:val="single"/>
-          </w:rPr>
-          <w:t>प्रे.का. 27:33–35</w:t>
-        </w:r>
-      </w:hyperlink>
-    </w:p>
-    <w:p>
-      <w:pPr>
-        <w:pStyle w:val="ListBullet"/>
-        <w:spacing w:line="240" w:lineRule="auto"/>
-        <w:ind w:left="720"/>
-      </w:pPr>
-      <w:r>
-        <w:rPr>
-          <w:lang w:val="hi_IN" w:bidi="hi_IN"/>
-        </w:rPr>
-      </w:r>
-      <w:hyperlink r:id="rId108">
-        <w:r>
-          <w:rPr>
-            <w:lang w:val="hi_IN" w:bidi="hi_IN"/>
-          </w:rPr>
-          <w:rPr>
-            <w:color w:val="0000EE"/>
-            <w:u w:val="single"/>
-          </w:rPr>
-          <w:t>निर्गमन 16:13–15</w:t>
-        </w:r>
-      </w:hyperlink>
-    </w:p>
-    <w:p>
-      <w:pPr>
-        <w:pStyle w:val="ListBullet"/>
-        <w:spacing w:line="240" w:lineRule="auto"/>
-        <w:ind w:left="720"/>
-      </w:pPr>
-      <w:r>
-        <w:rPr>
-          <w:lang w:val="hi_IN" w:bidi="hi_IN"/>
-        </w:rPr>
-      </w:r>
-      <w:hyperlink r:id="rId109">
-        <w:r>
-          <w:rPr>
-            <w:lang w:val="hi_IN" w:bidi="hi_IN"/>
-          </w:rPr>
-          <w:rPr>
-            <w:color w:val="0000EE"/>
-            <w:u w:val="single"/>
-          </w:rPr>
-          <w:t>लूका 09:12–14</w:t>
-        </w:r>
-      </w:hyperlink>
-    </w:p>
-    <w:p>
-      <w:pPr>
-        <w:pStyle w:val="ListBullet"/>
-        <w:spacing w:line="240" w:lineRule="auto"/>
-        <w:ind w:left="720"/>
-      </w:pPr>
-      <w:r>
-        <w:rPr>
-          <w:lang w:val="hi_IN" w:bidi="hi_IN"/>
-        </w:rPr>
-      </w:r>
-      <w:hyperlink r:id="rId110">
-        <w:r>
-          <w:rPr>
-            <w:lang w:val="hi_IN" w:bidi="hi_IN"/>
-          </w:rPr>
-          <w:rPr>
-            <w:color w:val="0000EE"/>
-            <w:u w:val="single"/>
-          </w:rPr>
-          <w:t>मरकुस 06:37–38</w:t>
-        </w:r>
-      </w:hyperlink>
-    </w:p>
-    <w:p>
-      <w:pPr>
-        <w:pStyle w:val="ListBullet"/>
-        <w:spacing w:line="240" w:lineRule="auto"/>
-        <w:ind w:left="720"/>
-      </w:pPr>
-      <w:r>
-        <w:rPr>
-          <w:lang w:val="hi_IN" w:bidi="hi_IN"/>
-        </w:rPr>
-      </w:r>
-      <w:hyperlink r:id="rId111">
-        <w:r>
-          <w:rPr>
-            <w:lang w:val="hi_IN" w:bidi="hi_IN"/>
-          </w:rPr>
-          <w:rPr>
-            <w:color w:val="0000EE"/>
-            <w:u w:val="single"/>
-          </w:rPr>
-          <w:t>मत्ती 04:1–4</w:t>
-        </w:r>
-      </w:hyperlink>
-    </w:p>
-    <w:p>
-      <w:pPr>
-        <w:pStyle w:val="ListBullet"/>
-        <w:spacing w:line="240" w:lineRule="auto"/>
-        <w:ind w:left="720"/>
-      </w:pPr>
-      <w:r>
-        <w:rPr>
-          <w:lang w:val="hi_IN" w:bidi="hi_IN"/>
-        </w:rPr>
-      </w:r>
-      <w:hyperlink r:id="rId112">
-        <w:r>
-          <w:rPr>
-            <w:lang w:val="hi_IN" w:bidi="hi_IN"/>
-          </w:rPr>
-          <w:rPr>
-            <w:color w:val="0000EE"/>
-            <w:u w:val="single"/>
-          </w:rPr>
-          <w:t>मत्ती 11:18–19</w:t>
-        </w:r>
-      </w:hyperlink>
+      <w:r>
+        <w:rPr>
+          <w:lang w:val="hi_IN" w:bidi="hi_IN"/>
+        </w:rPr>
+        <w:t>प्रे.का. 02:46–47</w:t>
+      </w:r>
+    </w:p>
+    <w:p>
+      <w:pPr>
+        <w:pStyle w:val="ListBullet"/>
+        <w:spacing w:line="240" w:lineRule="auto"/>
+        <w:ind w:left="720"/>
+      </w:pPr>
+      <w:r>
+        <w:rPr>
+          <w:lang w:val="hi_IN" w:bidi="hi_IN"/>
+        </w:rPr>
+      </w:r>
+      <w:r>
+        <w:rPr>
+          <w:lang w:val="hi_IN" w:bidi="hi_IN"/>
+        </w:rPr>
+        <w:t>प्रे.का. 27:33–35</w:t>
+      </w:r>
+    </w:p>
+    <w:p>
+      <w:pPr>
+        <w:pStyle w:val="ListBullet"/>
+        <w:spacing w:line="240" w:lineRule="auto"/>
+        <w:ind w:left="720"/>
+      </w:pPr>
+      <w:r>
+        <w:rPr>
+          <w:lang w:val="hi_IN" w:bidi="hi_IN"/>
+        </w:rPr>
+      </w:r>
+      <w:r>
+        <w:rPr>
+          <w:lang w:val="hi_IN" w:bidi="hi_IN"/>
+        </w:rPr>
+        <w:t>निर्गमन 16:13–15</w:t>
+      </w:r>
+    </w:p>
+    <w:p>
+      <w:pPr>
+        <w:pStyle w:val="ListBullet"/>
+        <w:spacing w:line="240" w:lineRule="auto"/>
+        <w:ind w:left="720"/>
+      </w:pPr>
+      <w:r>
+        <w:rPr>
+          <w:lang w:val="hi_IN" w:bidi="hi_IN"/>
+        </w:rPr>
+      </w:r>
+      <w:r>
+        <w:rPr>
+          <w:lang w:val="hi_IN" w:bidi="hi_IN"/>
+        </w:rPr>
+        <w:t>लूका 09:12–14</w:t>
+      </w:r>
+    </w:p>
+    <w:p>
+      <w:pPr>
+        <w:pStyle w:val="ListBullet"/>
+        <w:spacing w:line="240" w:lineRule="auto"/>
+        <w:ind w:left="720"/>
+      </w:pPr>
+      <w:r>
+        <w:rPr>
+          <w:lang w:val="hi_IN" w:bidi="hi_IN"/>
+        </w:rPr>
+      </w:r>
+      <w:r>
+        <w:rPr>
+          <w:lang w:val="hi_IN" w:bidi="hi_IN"/>
+        </w:rPr>
+        <w:t>मरकुस 06:37–38</w:t>
+      </w:r>
+    </w:p>
+    <w:p>
+      <w:pPr>
+        <w:pStyle w:val="ListBullet"/>
+        <w:spacing w:line="240" w:lineRule="auto"/>
+        <w:ind w:left="720"/>
+      </w:pPr>
+      <w:r>
+        <w:rPr>
+          <w:lang w:val="hi_IN" w:bidi="hi_IN"/>
+        </w:rPr>
+      </w:r>
+      <w:r>
+        <w:rPr>
+          <w:lang w:val="hi_IN" w:bidi="hi_IN"/>
+        </w:rPr>
+        <w:t>मत्ती 04:1–4</w:t>
+      </w:r>
+    </w:p>
+    <w:p>
+      <w:pPr>
+        <w:pStyle w:val="ListBullet"/>
+        <w:spacing w:line="240" w:lineRule="auto"/>
+        <w:ind w:left="720"/>
+      </w:pPr>
+      <w:r>
+        <w:rPr>
+          <w:lang w:val="hi_IN" w:bidi="hi_IN"/>
+        </w:rPr>
+      </w:r>
+      <w:r>
+        <w:rPr>
+          <w:lang w:val="hi_IN" w:bidi="hi_IN"/>
+        </w:rPr>
+        <w:t>मत्ती 11:18–19</w:t>
+      </w:r>
     </w:p>
     <w:p>
       <w:pPr>
@@ -10418,90 +9686,66 @@
           <w:lang w:val="hi_IN" w:bidi="hi_IN"/>
         </w:rPr>
       </w:r>
-      <w:hyperlink r:id="rId37">
-        <w:r>
-          <w:rPr>
-            <w:lang w:val="hi_IN" w:bidi="hi_IN"/>
-          </w:rPr>
-          <w:rPr>
-            <w:color w:val="0000EE"/>
-            <w:u w:val="single"/>
-          </w:rPr>
-          <w:t>2 तीमुथियुस 1:15–18</w:t>
-        </w:r>
-      </w:hyperlink>
-    </w:p>
-    <w:p>
-      <w:pPr>
-        <w:pStyle w:val="ListBullet"/>
-        <w:spacing w:line="240" w:lineRule="auto"/>
-        <w:ind w:left="720"/>
-      </w:pPr>
-      <w:r>
-        <w:rPr>
-          <w:lang w:val="hi_IN" w:bidi="hi_IN"/>
-        </w:rPr>
-      </w:r>
-      <w:hyperlink r:id="rId113">
-        <w:r>
-          <w:rPr>
-            <w:lang w:val="hi_IN" w:bidi="hi_IN"/>
-          </w:rPr>
-          <w:rPr>
-            <w:color w:val="0000EE"/>
-            <w:u w:val="single"/>
-          </w:rPr>
-          <w:t>प्रे.का. 22:25</w:t>
-        </w:r>
-      </w:hyperlink>
-    </w:p>
-    <w:p>
-      <w:pPr>
-        <w:pStyle w:val="ListBullet"/>
-        <w:spacing w:line="240" w:lineRule="auto"/>
-        <w:ind w:left="720"/>
-      </w:pPr>
-      <w:r>
-        <w:rPr>
-          <w:lang w:val="hi_IN" w:bidi="hi_IN"/>
-        </w:rPr>
-      </w:r>
-      <w:hyperlink r:id="rId114">
-        <w:r>
-          <w:rPr>
-            <w:lang w:val="hi_IN" w:bidi="hi_IN"/>
-          </w:rPr>
-          <w:rPr>
-            <w:color w:val="0000EE"/>
-            <w:u w:val="single"/>
-          </w:rPr>
-          <w:t>प्रे.का. 28:14</w:t>
-        </w:r>
-      </w:hyperlink>
-    </w:p>
-    <w:p>
-      <w:pPr>
-        <w:pStyle w:val="ListBullet"/>
-        <w:spacing w:line="240" w:lineRule="auto"/>
-        <w:ind w:left="720"/>
-      </w:pPr>
-      <w:r>
-        <w:rPr>
-          <w:lang w:val="hi_IN" w:bidi="hi_IN"/>
-        </w:rPr>
-      </w:r>
-      <w:hyperlink r:id="rId115">
-        <w:r>
-          <w:rPr>
-            <w:lang w:val="hi_IN" w:bidi="hi_IN"/>
-          </w:rPr>
-          <w:rPr>
-            <w:color w:val="0000EE"/>
-            <w:u w:val="single"/>
-          </w:rPr>
-          <w:t>यूहन्ना 11:48</w:t>
-        </w:r>
-      </w:hyperlink>
+      <w:r>
+        <w:rPr>
+          <w:lang w:val="hi_IN" w:bidi="hi_IN"/>
+        </w:rPr>
+        <w:t>2 तीमुथियुस 1:15–18</w:t>
+      </w:r>
+    </w:p>
+    <w:p>
+      <w:pPr>
+        <w:pStyle w:val="ListBullet"/>
+        <w:spacing w:line="240" w:lineRule="auto"/>
+        <w:ind w:left="720"/>
+      </w:pPr>
+      <w:r>
+        <w:rPr>
+          <w:lang w:val="hi_IN" w:bidi="hi_IN"/>
+        </w:rPr>
+      </w:r>
+      <w:r>
+        <w:rPr>
+          <w:lang w:val="hi_IN" w:bidi="hi_IN"/>
+        </w:rPr>
+        <w:t>प्रे.का. 22:25</w:t>
+      </w:r>
+    </w:p>
+    <w:p>
+      <w:pPr>
+        <w:pStyle w:val="ListBullet"/>
+        <w:spacing w:line="240" w:lineRule="auto"/>
+        <w:ind w:left="720"/>
+      </w:pPr>
+      <w:r>
+        <w:rPr>
+          <w:lang w:val="hi_IN" w:bidi="hi_IN"/>
+        </w:rPr>
+      </w:r>
+      <w:r>
+        <w:rPr>
+          <w:lang w:val="hi_IN" w:bidi="hi_IN"/>
+        </w:rPr>
+        <w:t>प्रे.का. 28:14</w:t>
+      </w:r>
+    </w:p>
+    <w:p>
+      <w:pPr>
+        <w:pStyle w:val="ListBullet"/>
+        <w:spacing w:line="240" w:lineRule="auto"/>
+        <w:ind w:left="720"/>
+      </w:pPr>
+      <w:r>
+        <w:rPr>
+          <w:lang w:val="hi_IN" w:bidi="hi_IN"/>
+        </w:rPr>
+      </w:r>
+      <w:r>
+        <w:rPr>
+          <w:lang w:val="hi_IN" w:bidi="hi_IN"/>
+        </w:rPr>
+        <w:t>यूहन्ना 11:48</w:t>
+      </w:r>
     </w:p>
     <w:p>
       <w:pPr>
@@ -10970,18 +10214,12 @@
           <w:lang w:val="hi_IN" w:bidi="hi_IN"/>
         </w:rPr>
       </w:r>
-      <w:hyperlink r:id="rId116">
-        <w:r>
-          <w:rPr>
-            <w:lang w:val="hi_IN" w:bidi="hi_IN"/>
-          </w:rPr>
-          <w:rPr>
-            <w:color w:val="0000EE"/>
-            <w:u w:val="single"/>
-          </w:rPr>
-          <w:t>इब्रानियों 10:28–29</w:t>
-        </w:r>
-      </w:hyperlink>
+      <w:r>
+        <w:rPr>
+          <w:lang w:val="hi_IN" w:bidi="hi_IN"/>
+        </w:rPr>
+        <w:t>इब्रानियों 10:28–29</w:t>
+      </w:r>
     </w:p>
     <w:p>
       <w:pPr>

--- a/hin/docx/044.content.docx
+++ b/hin/docx/044.content.docx
@@ -3005,19 +3005,7 @@
         <w:rPr>
           <w:lang w:val="hi_IN" w:bidi="hi_IN"/>
         </w:rPr>
-        <w:t xml:space="preserve">, </w:t>
-      </w:r>
-      <w:r>
-        <w:rPr>
-          <w:lang w:val="hi_IN" w:bidi="hi_IN"/>
-        </w:rPr>
-        <w:t>सामर्थ्य</w:t>
-      </w:r>
-      <w:r>
-        <w:rPr>
-          <w:lang w:val="hi_IN" w:bidi="hi_IN"/>
-        </w:rPr>
-        <w:t xml:space="preserve">, </w:t>
+        <w:t xml:space="preserve">, सामर्थ्य, </w:t>
       </w:r>
       <w:r>
         <w:rPr>
@@ -8955,19 +8943,7 @@
         <w:rPr>
           <w:lang w:val="hi_IN" w:bidi="hi_IN"/>
         </w:rPr>
-        <w:t xml:space="preserve">, </w:t>
-      </w:r>
-      <w:r>
-        <w:rPr>
-          <w:lang w:val="hi_IN" w:bidi="hi_IN"/>
-        </w:rPr>
-        <w:t>शपथ</w:t>
-      </w:r>
-      <w:r>
-        <w:rPr>
-          <w:lang w:val="hi_IN" w:bidi="hi_IN"/>
-        </w:rPr>
-        <w:t>)</w:t>
+        <w:t>, शपथ)</w:t>
       </w:r>
     </w:p>
     <w:p>
